--- a/13 JUNE 2026- PROJECT REPORT.docx
+++ b/13 JUNE 2026- PROJECT REPORT.docx
@@ -36,19 +36,22 @@
     </w:p>
     <w:p>
       <w:pPr>
-        <w:rPr>
-          <w:b/>
-          <w:bCs/>
-          <w:sz w:val="28"/>
-          <w:szCs w:val="28"/>
-        </w:rPr>
-      </w:pPr>
-      <w:r>
-        <w:rPr>
-          <w:b/>
-          <w:bCs/>
-          <w:sz w:val="28"/>
-          <w:szCs w:val="28"/>
+        <w:jc w:val="center"/>
+        <w:rPr>
+          <w:b/>
+          <w:bCs/>
+          <w:sz w:val="32"/>
+          <w:szCs w:val="32"/>
+          <w:u w:val="single"/>
+        </w:rPr>
+      </w:pPr>
+      <w:r>
+        <w:rPr>
+          <w:b/>
+          <w:bCs/>
+          <w:sz w:val="32"/>
+          <w:szCs w:val="32"/>
+          <w:u w:val="single"/>
         </w:rPr>
         <w:t xml:space="preserve">Project </w:t>
       </w:r>
@@ -57,8 +60,9 @@
         <w:rPr>
           <w:b/>
           <w:bCs/>
-          <w:sz w:val="28"/>
-          <w:szCs w:val="28"/>
+          <w:sz w:val="32"/>
+          <w:szCs w:val="32"/>
+          <w:u w:val="single"/>
         </w:rPr>
         <w:t>Title :</w:t>
       </w:r>
@@ -67,93 +71,155 @@
         <w:rPr>
           <w:b/>
           <w:bCs/>
-          <w:sz w:val="28"/>
-          <w:szCs w:val="28"/>
-        </w:rPr>
-        <w:t xml:space="preserve">- </w:t>
-      </w:r>
-      <w:r>
-        <w:rPr>
-          <w:b/>
-          <w:bCs/>
-          <w:sz w:val="28"/>
-          <w:szCs w:val="28"/>
-        </w:rPr>
-        <w:t>Placement Management System using Node.js, Express.js, and MongoDB</w:t>
-      </w:r>
-    </w:p>
-    <w:p>
-      <w:r>
-        <w:pict w14:anchorId="113170C9">
-          <v:rect id="_x0000_i1097" style="width:0;height:1.5pt" o:hralign="center" o:hrstd="t" o:hr="t" fillcolor="#a0a0a0" stroked="f"/>
-        </w:pict>
-      </w:r>
-    </w:p>
-    <w:p>
-      <w:pPr>
-        <w:rPr>
-          <w:b/>
-          <w:bCs/>
-        </w:rPr>
-      </w:pPr>
-      <w:r>
-        <w:rPr>
-          <w:b/>
-          <w:bCs/>
-        </w:rPr>
-        <w:t>2. Objective</w:t>
-      </w:r>
-    </w:p>
-    <w:p>
-      <w:r>
-        <w:t>The objective of this project is to develop a backend-based Placement Management System that manages students, departments, staff, and placement-related information. The system performs CRUD (Create, Read, Update, Delete) operations and demonstrates database relationships using MongoDB.</w:t>
-      </w:r>
-    </w:p>
-    <w:p>
-      <w:r>
-        <w:pict w14:anchorId="30C0772F">
-          <v:rect id="_x0000_i1098" style="width:0;height:1.5pt" o:hralign="center" o:hrstd="t" o:hr="t" fillcolor="#a0a0a0" stroked="f"/>
-        </w:pict>
-      </w:r>
-    </w:p>
-    <w:p>
-      <w:pPr>
-        <w:rPr>
-          <w:b/>
-          <w:bCs/>
-        </w:rPr>
-      </w:pPr>
-      <w:r>
-        <w:rPr>
-          <w:b/>
-          <w:bCs/>
-        </w:rPr>
-        <w:t>3. Technologies Used</w:t>
-      </w:r>
-    </w:p>
-    <w:p>
-      <w:pPr>
-        <w:rPr>
-          <w:b/>
-          <w:bCs/>
-        </w:rPr>
-      </w:pPr>
-      <w:r>
-        <w:rPr>
-          <w:b/>
-          <w:bCs/>
-        </w:rPr>
-        <w:t>Backend</w:t>
+          <w:sz w:val="32"/>
+          <w:szCs w:val="32"/>
+          <w:u w:val="single"/>
+        </w:rPr>
+        <w:t>- Placement Management System</w:t>
+      </w:r>
+    </w:p>
+    <w:p>
+      <w:pPr>
+        <w:rPr>
+          <w:b/>
+          <w:bCs/>
+          <w:sz w:val="28"/>
+          <w:szCs w:val="28"/>
+        </w:rPr>
+      </w:pPr>
+      <w:r>
+        <w:rPr>
+          <w:b/>
+          <w:bCs/>
+          <w:sz w:val="28"/>
+          <w:szCs w:val="28"/>
+        </w:rPr>
+        <w:t xml:space="preserve">                               </w:t>
+      </w:r>
+      <w:r>
+        <w:rPr>
+          <w:b/>
+          <w:bCs/>
+          <w:sz w:val="28"/>
+          <w:szCs w:val="28"/>
+        </w:rPr>
+        <w:t xml:space="preserve"> </w:t>
+      </w:r>
+      <w:r>
+        <w:rPr>
+          <w:b/>
+          <w:bCs/>
+          <w:sz w:val="28"/>
+          <w:szCs w:val="28"/>
+        </w:rPr>
+        <w:t>(</w:t>
+      </w:r>
+      <w:r>
+        <w:rPr>
+          <w:b/>
+          <w:bCs/>
+          <w:sz w:val="28"/>
+          <w:szCs w:val="28"/>
+        </w:rPr>
+        <w:t>using Node.js, Express.js, and MongoDB</w:t>
+      </w:r>
+      <w:r>
+        <w:rPr>
+          <w:b/>
+          <w:bCs/>
+          <w:sz w:val="28"/>
+          <w:szCs w:val="28"/>
+        </w:rPr>
+        <w:t>)</w:t>
+      </w:r>
+    </w:p>
+    <w:p>
+      <w:pPr>
+        <w:rPr>
+          <w:b/>
+          <w:bCs/>
+          <w:sz w:val="28"/>
+          <w:szCs w:val="28"/>
+        </w:rPr>
+      </w:pPr>
+    </w:p>
+    <w:p>
+      <w:pPr>
+        <w:rPr>
+          <w:b/>
+          <w:bCs/>
+          <w:sz w:val="28"/>
+          <w:szCs w:val="28"/>
+        </w:rPr>
+      </w:pPr>
+      <w:r>
+        <w:rPr>
+          <w:b/>
+          <w:bCs/>
+          <w:sz w:val="28"/>
+          <w:szCs w:val="28"/>
+        </w:rPr>
+        <w:t>Project Overview</w:t>
+      </w:r>
+    </w:p>
+    <w:p>
+      <w:pPr>
+        <w:rPr>
+          <w:b/>
+          <w:bCs/>
+          <w:sz w:val="28"/>
+          <w:szCs w:val="28"/>
+        </w:rPr>
+      </w:pPr>
+      <w:r>
+        <w:rPr>
+          <w:b/>
+          <w:bCs/>
+          <w:sz w:val="28"/>
+          <w:szCs w:val="28"/>
+        </w:rPr>
+        <w:t>The Placement Management System is a backend-based application developed using Node.js, Express.js, and MongoDB to manage student and department information for placement activities. The system provides RESTful APIs for performing CRUD (Create, Read, Update, Delete) operations and demonstrates database relationship mapping using MongoDB and Mongoose.</w:t>
+      </w:r>
+    </w:p>
+    <w:p>
+      <w:pPr>
+        <w:rPr>
+          <w:b/>
+          <w:bCs/>
+          <w:sz w:val="28"/>
+          <w:szCs w:val="28"/>
+        </w:rPr>
+      </w:pPr>
+      <w:r>
+        <w:rPr>
+          <w:b/>
+          <w:bCs/>
+          <w:sz w:val="28"/>
+          <w:szCs w:val="28"/>
+        </w:rPr>
+        <w:t>Technologies Used</w:t>
       </w:r>
     </w:p>
     <w:p>
       <w:pPr>
         <w:numPr>
           <w:ilvl w:val="0"/>
-          <w:numId w:val="1"/>
+          <w:numId w:val="9"/>
         </w:numPr>
-      </w:pPr>
-      <w:r>
+        <w:rPr>
+          <w:b/>
+          <w:bCs/>
+          <w:sz w:val="28"/>
+          <w:szCs w:val="28"/>
+        </w:rPr>
+      </w:pPr>
+      <w:r>
+        <w:rPr>
+          <w:b/>
+          <w:bCs/>
+          <w:sz w:val="28"/>
+          <w:szCs w:val="28"/>
+        </w:rPr>
         <w:t>Node.js</w:t>
       </w:r>
     </w:p>
@@ -161,36 +227,45 @@
       <w:pPr>
         <w:numPr>
           <w:ilvl w:val="0"/>
-          <w:numId w:val="1"/>
+          <w:numId w:val="9"/>
         </w:numPr>
-      </w:pPr>
-      <w:r>
+        <w:rPr>
+          <w:b/>
+          <w:bCs/>
+          <w:sz w:val="28"/>
+          <w:szCs w:val="28"/>
+        </w:rPr>
+      </w:pPr>
+      <w:r>
+        <w:rPr>
+          <w:b/>
+          <w:bCs/>
+          <w:sz w:val="28"/>
+          <w:szCs w:val="28"/>
+        </w:rPr>
         <w:t>Express.js</w:t>
-      </w:r>
-    </w:p>
-    <w:p>
-      <w:pPr>
-        <w:rPr>
-          <w:b/>
-          <w:bCs/>
-        </w:rPr>
-      </w:pPr>
-      <w:r>
-        <w:rPr>
-          <w:b/>
-          <w:bCs/>
-        </w:rPr>
-        <w:t>Database</w:t>
       </w:r>
     </w:p>
     <w:p>
       <w:pPr>
         <w:numPr>
           <w:ilvl w:val="0"/>
-          <w:numId w:val="2"/>
+          <w:numId w:val="9"/>
         </w:numPr>
-      </w:pPr>
-      <w:r>
+        <w:rPr>
+          <w:b/>
+          <w:bCs/>
+          <w:sz w:val="28"/>
+          <w:szCs w:val="28"/>
+        </w:rPr>
+      </w:pPr>
+      <w:r>
+        <w:rPr>
+          <w:b/>
+          <w:bCs/>
+          <w:sz w:val="28"/>
+          <w:szCs w:val="28"/>
+        </w:rPr>
         <w:t>MongoDB</w:t>
       </w:r>
     </w:p>
@@ -198,1571 +273,1100 @@
       <w:pPr>
         <w:numPr>
           <w:ilvl w:val="0"/>
-          <w:numId w:val="2"/>
+          <w:numId w:val="9"/>
         </w:numPr>
-      </w:pPr>
-      <w:r>
-        <w:t>Mongoose ODM</w:t>
-      </w:r>
-    </w:p>
-    <w:p>
-      <w:pPr>
-        <w:rPr>
-          <w:b/>
-          <w:bCs/>
-        </w:rPr>
-      </w:pPr>
-      <w:r>
-        <w:rPr>
-          <w:b/>
-          <w:bCs/>
-        </w:rPr>
-        <w:t>API Testing</w:t>
+        <w:rPr>
+          <w:b/>
+          <w:bCs/>
+          <w:sz w:val="28"/>
+          <w:szCs w:val="28"/>
+        </w:rPr>
+      </w:pPr>
+      <w:r>
+        <w:rPr>
+          <w:b/>
+          <w:bCs/>
+          <w:sz w:val="28"/>
+          <w:szCs w:val="28"/>
+        </w:rPr>
+        <w:t>Mongoose</w:t>
       </w:r>
     </w:p>
     <w:p>
       <w:pPr>
         <w:numPr>
           <w:ilvl w:val="0"/>
-          <w:numId w:val="3"/>
+          <w:numId w:val="9"/>
         </w:numPr>
-      </w:pPr>
-      <w:r>
+        <w:rPr>
+          <w:b/>
+          <w:bCs/>
+          <w:sz w:val="28"/>
+          <w:szCs w:val="28"/>
+        </w:rPr>
+      </w:pPr>
+      <w:r>
+        <w:rPr>
+          <w:b/>
+          <w:bCs/>
+          <w:sz w:val="28"/>
+          <w:szCs w:val="28"/>
+        </w:rPr>
         <w:t>Postman</w:t>
-      </w:r>
-    </w:p>
-    <w:p>
-      <w:pPr>
-        <w:rPr>
-          <w:b/>
-          <w:bCs/>
-        </w:rPr>
-      </w:pPr>
-      <w:r>
-        <w:rPr>
-          <w:b/>
-          <w:bCs/>
-        </w:rPr>
-        <w:t>Development Tools</w:t>
       </w:r>
     </w:p>
     <w:p>
       <w:pPr>
         <w:numPr>
           <w:ilvl w:val="0"/>
-          <w:numId w:val="4"/>
+          <w:numId w:val="9"/>
         </w:numPr>
-      </w:pPr>
-      <w:r>
+        <w:rPr>
+          <w:b/>
+          <w:bCs/>
+          <w:sz w:val="28"/>
+          <w:szCs w:val="28"/>
+        </w:rPr>
+      </w:pPr>
+      <w:r>
+        <w:rPr>
+          <w:b/>
+          <w:bCs/>
+          <w:sz w:val="28"/>
+          <w:szCs w:val="28"/>
+        </w:rPr>
         <w:t>Visual Studio Code</w:t>
+      </w:r>
+    </w:p>
+    <w:p>
+      <w:pPr>
+        <w:rPr>
+          <w:b/>
+          <w:bCs/>
+          <w:sz w:val="28"/>
+          <w:szCs w:val="28"/>
+        </w:rPr>
+      </w:pPr>
+      <w:r>
+        <w:rPr>
+          <w:b/>
+          <w:bCs/>
+          <w:sz w:val="28"/>
+          <w:szCs w:val="28"/>
+        </w:rPr>
+        <w:t>Features Implemented</w:t>
+      </w:r>
+    </w:p>
+    <w:p>
+      <w:pPr>
+        <w:rPr>
+          <w:b/>
+          <w:bCs/>
+          <w:sz w:val="28"/>
+          <w:szCs w:val="28"/>
+        </w:rPr>
+      </w:pPr>
+      <w:r>
+        <w:rPr>
+          <w:b/>
+          <w:bCs/>
+          <w:sz w:val="28"/>
+          <w:szCs w:val="28"/>
+        </w:rPr>
+        <w:t>Student Module</w:t>
       </w:r>
     </w:p>
     <w:p>
       <w:pPr>
         <w:numPr>
           <w:ilvl w:val="0"/>
-          <w:numId w:val="4"/>
+          <w:numId w:val="10"/>
         </w:numPr>
-      </w:pPr>
-      <w:r>
-        <w:t>MongoDB Compass</w:t>
-      </w:r>
-    </w:p>
-    <w:p>
-      <w:r>
-        <w:pict w14:anchorId="62A90756">
-          <v:rect id="_x0000_i1099" style="width:0;height:1.5pt" o:hralign="center" o:hrstd="t" o:hr="t" fillcolor="#a0a0a0" stroked="f"/>
-        </w:pict>
-      </w:r>
-    </w:p>
-    <w:p>
-      <w:pPr>
-        <w:rPr>
-          <w:b/>
-          <w:bCs/>
-        </w:rPr>
-      </w:pPr>
-      <w:r>
-        <w:rPr>
-          <w:b/>
-          <w:bCs/>
-        </w:rPr>
-        <w:t>4. Project Architecture</w:t>
-      </w:r>
-      <w:r>
-        <w:rPr>
-          <w:b/>
-          <w:bCs/>
-        </w:rPr>
-        <w:t xml:space="preserve"> </w:t>
-      </w:r>
-    </w:p>
-    <w:p>
-      <w:pPr>
-        <w:rPr>
-          <w:b/>
-          <w:bCs/>
-        </w:rPr>
-      </w:pPr>
-      <w:r>
-        <w:rPr>
-          <w:b/>
-          <w:bCs/>
-        </w:rPr>
-        <w:lastRenderedPageBreak/>
-        <w:drawing>
-          <wp:inline distT="0" distB="0" distL="0" distR="0" wp14:anchorId="1307EBC7" wp14:editId="31ECF255">
-            <wp:extent cx="2911092" cy="5730737"/>
-            <wp:effectExtent l="0" t="0" r="3810" b="3810"/>
-            <wp:docPr id="1593856817" name="Picture 1"/>
-            <wp:cNvGraphicFramePr>
-              <a:graphicFrameLocks xmlns:a="http://schemas.openxmlformats.org/drawingml/2006/main" noChangeAspect="1"/>
-            </wp:cNvGraphicFramePr>
-            <a:graphic xmlns:a="http://schemas.openxmlformats.org/drawingml/2006/main">
-              <a:graphicData uri="http://schemas.openxmlformats.org/drawingml/2006/picture">
-                <pic:pic xmlns:pic="http://schemas.openxmlformats.org/drawingml/2006/picture">
-                  <pic:nvPicPr>
-                    <pic:cNvPr id="1593856817" name=""/>
-                    <pic:cNvPicPr/>
-                  </pic:nvPicPr>
-                  <pic:blipFill>
-                    <a:blip r:embed="rId5"/>
-                    <a:stretch>
-                      <a:fillRect/>
-                    </a:stretch>
-                  </pic:blipFill>
-                  <pic:spPr>
-                    <a:xfrm>
-                      <a:off x="0" y="0"/>
-                      <a:ext cx="2911092" cy="5730737"/>
-                    </a:xfrm>
-                    <a:prstGeom prst="rect">
-                      <a:avLst/>
-                    </a:prstGeom>
-                  </pic:spPr>
-                </pic:pic>
-              </a:graphicData>
-            </a:graphic>
-          </wp:inline>
-        </w:drawing>
-      </w:r>
-    </w:p>
-    <w:p>
-      <w:r>
-        <w:pict w14:anchorId="098B501A">
-          <v:rect id="_x0000_i1100" style="width:0;height:1.5pt" o:hralign="center" o:hrstd="t" o:hr="t" fillcolor="#a0a0a0" stroked="f"/>
-        </w:pict>
-      </w:r>
-    </w:p>
-    <w:p>
-      <w:pPr>
-        <w:rPr>
-          <w:b/>
-          <w:bCs/>
-        </w:rPr>
-      </w:pPr>
-      <w:r>
-        <w:rPr>
-          <w:b/>
-          <w:bCs/>
-        </w:rPr>
-        <w:t>5. Database Design</w:t>
-      </w:r>
-    </w:p>
-    <w:p>
-      <w:pPr>
-        <w:rPr>
-          <w:b/>
-          <w:bCs/>
-        </w:rPr>
-      </w:pPr>
-      <w:r>
-        <w:rPr>
-          <w:b/>
-          <w:bCs/>
-        </w:rPr>
-        <w:t>Student Collection</w:t>
-      </w:r>
-    </w:p>
-    <w:tbl>
-      <w:tblPr>
-        <w:tblW w:w="0" w:type="auto"/>
-        <w:tblCellSpacing w:w="15" w:type="dxa"/>
-        <w:tblCellMar>
-          <w:top w:w="15" w:type="dxa"/>
-          <w:left w:w="15" w:type="dxa"/>
-          <w:bottom w:w="15" w:type="dxa"/>
-          <w:right w:w="15" w:type="dxa"/>
-        </w:tblCellMar>
-        <w:tblLook w:val="04A0" w:firstRow="1" w:lastRow="0" w:firstColumn="1" w:lastColumn="0" w:noHBand="0" w:noVBand="1"/>
-      </w:tblPr>
-      <w:tblGrid>
-        <w:gridCol w:w="1315"/>
-        <w:gridCol w:w="837"/>
-      </w:tblGrid>
-      <w:tr>
-        <w:trPr>
-          <w:tblHeader/>
-          <w:tblCellSpacing w:w="15" w:type="dxa"/>
-        </w:trPr>
-        <w:tc>
-          <w:tcPr>
-            <w:tcW w:w="0" w:type="auto"/>
-            <w:vAlign w:val="center"/>
-            <w:hideMark/>
-          </w:tcPr>
-          <w:p>
-            <w:pPr>
-              <w:rPr>
-                <w:b/>
-                <w:bCs/>
-              </w:rPr>
-            </w:pPr>
-            <w:r>
-              <w:rPr>
-                <w:b/>
-                <w:bCs/>
-              </w:rPr>
-              <w:t>Field</w:t>
-            </w:r>
-          </w:p>
-        </w:tc>
-        <w:tc>
-          <w:tcPr>
-            <w:tcW w:w="0" w:type="auto"/>
-            <w:vAlign w:val="center"/>
-            <w:hideMark/>
-          </w:tcPr>
-          <w:p>
-            <w:pPr>
-              <w:rPr>
-                <w:b/>
-                <w:bCs/>
-              </w:rPr>
-            </w:pPr>
-            <w:r>
-              <w:rPr>
-                <w:b/>
-                <w:bCs/>
-              </w:rPr>
-              <w:t>Type</w:t>
-            </w:r>
-          </w:p>
-        </w:tc>
-      </w:tr>
-      <w:tr>
-        <w:trPr>
-          <w:tblCellSpacing w:w="15" w:type="dxa"/>
-        </w:trPr>
-        <w:tc>
-          <w:tcPr>
-            <w:tcW w:w="0" w:type="auto"/>
-            <w:vAlign w:val="center"/>
-            <w:hideMark/>
-          </w:tcPr>
-          <w:p>
-            <w:r>
-              <w:t>name</w:t>
-            </w:r>
-          </w:p>
-        </w:tc>
-        <w:tc>
-          <w:tcPr>
-            <w:tcW w:w="0" w:type="auto"/>
-            <w:vAlign w:val="center"/>
-            <w:hideMark/>
-          </w:tcPr>
-          <w:p>
-            <w:r>
-              <w:t>String</w:t>
-            </w:r>
-          </w:p>
-        </w:tc>
-      </w:tr>
-      <w:tr>
-        <w:trPr>
-          <w:tblCellSpacing w:w="15" w:type="dxa"/>
-        </w:trPr>
-        <w:tc>
-          <w:tcPr>
-            <w:tcW w:w="0" w:type="auto"/>
-            <w:vAlign w:val="center"/>
-            <w:hideMark/>
-          </w:tcPr>
-          <w:p>
-            <w:r>
-              <w:t>email</w:t>
-            </w:r>
-          </w:p>
-        </w:tc>
-        <w:tc>
-          <w:tcPr>
-            <w:tcW w:w="0" w:type="auto"/>
-            <w:vAlign w:val="center"/>
-            <w:hideMark/>
-          </w:tcPr>
-          <w:p>
-            <w:r>
-              <w:t>String</w:t>
-            </w:r>
-          </w:p>
-        </w:tc>
-      </w:tr>
-      <w:tr>
-        <w:trPr>
-          <w:tblCellSpacing w:w="15" w:type="dxa"/>
-        </w:trPr>
-        <w:tc>
-          <w:tcPr>
-            <w:tcW w:w="0" w:type="auto"/>
-            <w:vAlign w:val="center"/>
-            <w:hideMark/>
-          </w:tcPr>
-          <w:p>
-            <w:r>
-              <w:t>phone</w:t>
-            </w:r>
-          </w:p>
-        </w:tc>
-        <w:tc>
-          <w:tcPr>
-            <w:tcW w:w="0" w:type="auto"/>
-            <w:vAlign w:val="center"/>
-            <w:hideMark/>
-          </w:tcPr>
-          <w:p>
-            <w:r>
-              <w:t>String</w:t>
-            </w:r>
-          </w:p>
-        </w:tc>
-      </w:tr>
-      <w:tr>
-        <w:trPr>
-          <w:tblCellSpacing w:w="15" w:type="dxa"/>
-        </w:trPr>
-        <w:tc>
-          <w:tcPr>
-            <w:tcW w:w="0" w:type="auto"/>
-            <w:vAlign w:val="center"/>
-            <w:hideMark/>
-          </w:tcPr>
-          <w:p>
-            <w:proofErr w:type="spellStart"/>
-            <w:r>
-              <w:t>cgpa</w:t>
-            </w:r>
-            <w:proofErr w:type="spellEnd"/>
-          </w:p>
-        </w:tc>
-        <w:tc>
-          <w:tcPr>
-            <w:tcW w:w="0" w:type="auto"/>
-            <w:vAlign w:val="center"/>
-            <w:hideMark/>
-          </w:tcPr>
-          <w:p>
-            <w:r>
-              <w:t>Number</w:t>
-            </w:r>
-          </w:p>
-        </w:tc>
-      </w:tr>
-      <w:tr>
-        <w:trPr>
-          <w:tblCellSpacing w:w="15" w:type="dxa"/>
-        </w:trPr>
-        <w:tc>
-          <w:tcPr>
-            <w:tcW w:w="0" w:type="auto"/>
-            <w:vAlign w:val="center"/>
-            <w:hideMark/>
-          </w:tcPr>
-          <w:p>
-            <w:r>
-              <w:t>skills</w:t>
-            </w:r>
-          </w:p>
-        </w:tc>
-        <w:tc>
-          <w:tcPr>
-            <w:tcW w:w="0" w:type="auto"/>
-            <w:vAlign w:val="center"/>
-            <w:hideMark/>
-          </w:tcPr>
-          <w:p>
-            <w:r>
-              <w:t>Array</w:t>
-            </w:r>
-          </w:p>
-        </w:tc>
-      </w:tr>
-      <w:tr>
-        <w:trPr>
-          <w:tblCellSpacing w:w="15" w:type="dxa"/>
-        </w:trPr>
-        <w:tc>
-          <w:tcPr>
-            <w:tcW w:w="0" w:type="auto"/>
-            <w:vAlign w:val="center"/>
-            <w:hideMark/>
-          </w:tcPr>
-          <w:p>
-            <w:proofErr w:type="spellStart"/>
-            <w:r>
-              <w:lastRenderedPageBreak/>
-              <w:t>departmentId</w:t>
-            </w:r>
-            <w:proofErr w:type="spellEnd"/>
-          </w:p>
-        </w:tc>
-        <w:tc>
-          <w:tcPr>
-            <w:tcW w:w="0" w:type="auto"/>
-            <w:vAlign w:val="center"/>
-            <w:hideMark/>
-          </w:tcPr>
-          <w:p>
-            <w:proofErr w:type="spellStart"/>
-            <w:r>
-              <w:t>ObjectId</w:t>
-            </w:r>
-            <w:proofErr w:type="spellEnd"/>
-          </w:p>
-        </w:tc>
-      </w:tr>
-    </w:tbl>
-    <w:p>
-      <w:pPr>
-        <w:rPr>
-          <w:b/>
-          <w:bCs/>
-        </w:rPr>
-      </w:pPr>
-      <w:r>
-        <w:rPr>
-          <w:b/>
-          <w:bCs/>
-        </w:rPr>
-        <w:t>Department Collection</w:t>
-      </w:r>
-    </w:p>
-    <w:tbl>
-      <w:tblPr>
-        <w:tblW w:w="0" w:type="auto"/>
-        <w:tblCellSpacing w:w="15" w:type="dxa"/>
-        <w:tblCellMar>
-          <w:top w:w="15" w:type="dxa"/>
-          <w:left w:w="15" w:type="dxa"/>
-          <w:bottom w:w="15" w:type="dxa"/>
-          <w:right w:w="15" w:type="dxa"/>
-        </w:tblCellMar>
-        <w:tblLook w:val="04A0" w:firstRow="1" w:lastRow="0" w:firstColumn="1" w:lastColumn="0" w:noHBand="0" w:noVBand="1"/>
-      </w:tblPr>
-      <w:tblGrid>
-        <w:gridCol w:w="847"/>
-        <w:gridCol w:w="1682"/>
-      </w:tblGrid>
-      <w:tr>
-        <w:trPr>
-          <w:tblHeader/>
-          <w:tblCellSpacing w:w="15" w:type="dxa"/>
-        </w:trPr>
-        <w:tc>
-          <w:tcPr>
-            <w:tcW w:w="0" w:type="auto"/>
-            <w:vAlign w:val="center"/>
-            <w:hideMark/>
-          </w:tcPr>
-          <w:p>
-            <w:pPr>
-              <w:rPr>
-                <w:b/>
-                <w:bCs/>
-              </w:rPr>
-            </w:pPr>
-            <w:r>
-              <w:rPr>
-                <w:b/>
-                <w:bCs/>
-              </w:rPr>
-              <w:t>Field</w:t>
-            </w:r>
-          </w:p>
-        </w:tc>
-        <w:tc>
-          <w:tcPr>
-            <w:tcW w:w="0" w:type="auto"/>
-            <w:vAlign w:val="center"/>
-            <w:hideMark/>
-          </w:tcPr>
-          <w:p>
-            <w:pPr>
-              <w:rPr>
-                <w:b/>
-                <w:bCs/>
-              </w:rPr>
-            </w:pPr>
-            <w:r>
-              <w:rPr>
-                <w:b/>
-                <w:bCs/>
-              </w:rPr>
-              <w:t>Type</w:t>
-            </w:r>
-          </w:p>
-        </w:tc>
-      </w:tr>
-      <w:tr>
-        <w:trPr>
-          <w:tblCellSpacing w:w="15" w:type="dxa"/>
-        </w:trPr>
-        <w:tc>
-          <w:tcPr>
-            <w:tcW w:w="0" w:type="auto"/>
-            <w:vAlign w:val="center"/>
-            <w:hideMark/>
-          </w:tcPr>
-          <w:p>
-            <w:r>
-              <w:t>name</w:t>
-            </w:r>
-          </w:p>
-        </w:tc>
-        <w:tc>
-          <w:tcPr>
-            <w:tcW w:w="0" w:type="auto"/>
-            <w:vAlign w:val="center"/>
-            <w:hideMark/>
-          </w:tcPr>
-          <w:p>
-            <w:r>
-              <w:t>String</w:t>
-            </w:r>
-          </w:p>
-        </w:tc>
-      </w:tr>
-      <w:tr>
-        <w:trPr>
-          <w:tblCellSpacing w:w="15" w:type="dxa"/>
-        </w:trPr>
-        <w:tc>
-          <w:tcPr>
-            <w:tcW w:w="0" w:type="auto"/>
-            <w:vAlign w:val="center"/>
-            <w:hideMark/>
-          </w:tcPr>
-          <w:p>
-            <w:r>
-              <w:t>students</w:t>
-            </w:r>
-          </w:p>
-        </w:tc>
-        <w:tc>
-          <w:tcPr>
-            <w:tcW w:w="0" w:type="auto"/>
-            <w:vAlign w:val="center"/>
-            <w:hideMark/>
-          </w:tcPr>
-          <w:p>
-            <w:r>
-              <w:t xml:space="preserve">Array of </w:t>
-            </w:r>
-            <w:proofErr w:type="spellStart"/>
-            <w:r>
-              <w:t>ObjectIds</w:t>
-            </w:r>
-            <w:proofErr w:type="spellEnd"/>
-          </w:p>
-        </w:tc>
-      </w:tr>
-    </w:tbl>
-    <w:p>
-      <w:r>
-        <w:pict w14:anchorId="408CB177">
-          <v:rect id="_x0000_i1101" style="width:0;height:1.5pt" o:hralign="center" o:hrstd="t" o:hr="t" fillcolor="#a0a0a0" stroked="f"/>
-        </w:pict>
-      </w:r>
-    </w:p>
-    <w:p>
-      <w:pPr>
-        <w:rPr>
-          <w:b/>
-          <w:bCs/>
-        </w:rPr>
-      </w:pPr>
-      <w:r>
-        <w:rPr>
-          <w:b/>
-          <w:bCs/>
-        </w:rPr>
-        <w:t>6. Relationship Mapping</w:t>
-      </w:r>
-    </w:p>
-    <w:p>
-      <w:pPr>
-        <w:rPr>
-          <w:b/>
-          <w:bCs/>
-        </w:rPr>
-      </w:pPr>
-      <w:r>
-        <w:rPr>
-          <w:b/>
-          <w:bCs/>
-        </w:rPr>
-        <w:t>One-to-Many Relationship</w:t>
-      </w:r>
-    </w:p>
-    <w:p>
-      <w:r>
-        <w:t>A single department can have multiple students.</w:t>
-      </w:r>
-    </w:p>
-    <w:p>
-      <w:r>
-        <w:t>Department</w:t>
-      </w:r>
-    </w:p>
-    <w:p>
-      <w:r>
-        <w:t xml:space="preserve">    |</w:t>
-      </w:r>
-    </w:p>
-    <w:p>
-      <w:r>
-        <w:t xml:space="preserve">    |---- Student 1</w:t>
-      </w:r>
-    </w:p>
-    <w:p>
-      <w:r>
-        <w:t xml:space="preserve">    |---- Student 2</w:t>
-      </w:r>
-    </w:p>
-    <w:p>
-      <w:r>
-        <w:t xml:space="preserve">    |---- Student 3</w:t>
-      </w:r>
-    </w:p>
-    <w:p>
-      <w:r>
-        <w:t>MongoDB Implementation:</w:t>
-      </w:r>
-    </w:p>
-    <w:p>
-      <w:proofErr w:type="spellStart"/>
-      <w:r>
-        <w:t>departmentId</w:t>
-      </w:r>
-      <w:proofErr w:type="spellEnd"/>
-      <w:r>
-        <w:t>: {</w:t>
-      </w:r>
-    </w:p>
-    <w:p>
-      <w:r>
-        <w:t xml:space="preserve">    type: </w:t>
-      </w:r>
-      <w:proofErr w:type="spellStart"/>
-      <w:proofErr w:type="gramStart"/>
-      <w:r>
-        <w:t>mongoose.Schema.Types</w:t>
-      </w:r>
-      <w:proofErr w:type="gramEnd"/>
-      <w:r>
-        <w:t>.ObjectId</w:t>
-      </w:r>
-      <w:proofErr w:type="spellEnd"/>
-      <w:r>
-        <w:t>,</w:t>
-      </w:r>
-    </w:p>
-    <w:p>
-      <w:r>
-        <w:t xml:space="preserve">    ref: "Department"</w:t>
-      </w:r>
-    </w:p>
-    <w:p>
-      <w:r>
-        <w:t>}</w:t>
-      </w:r>
-    </w:p>
-    <w:p>
-      <w:r>
-        <w:t>and</w:t>
-      </w:r>
-    </w:p>
-    <w:p>
-      <w:r>
-        <w:t>students: [{</w:t>
-      </w:r>
-    </w:p>
-    <w:p>
-      <w:r>
-        <w:t xml:space="preserve">    type: </w:t>
-      </w:r>
-      <w:proofErr w:type="spellStart"/>
-      <w:proofErr w:type="gramStart"/>
-      <w:r>
-        <w:t>mongoose.Schema.Types</w:t>
-      </w:r>
-      <w:proofErr w:type="gramEnd"/>
-      <w:r>
-        <w:t>.ObjectId</w:t>
-      </w:r>
-      <w:proofErr w:type="spellEnd"/>
-      <w:r>
-        <w:t>,</w:t>
-      </w:r>
-    </w:p>
-    <w:p>
-      <w:r>
-        <w:t xml:space="preserve">    ref: "Student"</w:t>
-      </w:r>
-    </w:p>
-    <w:p>
-      <w:r>
-        <w:t>}]</w:t>
-      </w:r>
-    </w:p>
-    <w:p>
-      <w:r>
-        <w:pict w14:anchorId="7080E8A9">
-          <v:rect id="_x0000_i1102" style="width:0;height:1.5pt" o:hralign="center" o:hrstd="t" o:hr="t" fillcolor="#a0a0a0" stroked="f"/>
-        </w:pict>
-      </w:r>
-    </w:p>
-    <w:p>
-      <w:pPr>
-        <w:rPr>
-          <w:b/>
-          <w:bCs/>
-        </w:rPr>
-      </w:pPr>
-      <w:r>
-        <w:rPr>
-          <w:b/>
-          <w:bCs/>
-        </w:rPr>
-        <w:t>7. Implemented CRUD Operations</w:t>
-      </w:r>
-    </w:p>
-    <w:p>
-      <w:pPr>
-        <w:rPr>
-          <w:b/>
-          <w:bCs/>
-        </w:rPr>
-      </w:pPr>
-      <w:r>
-        <w:rPr>
-          <w:b/>
-          <w:bCs/>
-        </w:rPr>
-        <w:t>Student Module</w:t>
-      </w:r>
-    </w:p>
-    <w:p>
-      <w:pPr>
-        <w:rPr>
-          <w:b/>
-          <w:bCs/>
-        </w:rPr>
-      </w:pPr>
-      <w:r>
-        <w:rPr>
-          <w:b/>
-          <w:bCs/>
+        <w:rPr>
+          <w:b/>
+          <w:bCs/>
+          <w:sz w:val="28"/>
+          <w:szCs w:val="28"/>
+        </w:rPr>
+      </w:pPr>
+      <w:r>
+        <w:rPr>
+          <w:b/>
+          <w:bCs/>
+          <w:sz w:val="28"/>
+          <w:szCs w:val="28"/>
         </w:rPr>
         <w:t>Create Student</w:t>
-      </w:r>
-    </w:p>
-    <w:p>
-      <w:r>
-        <w:t>POST</w:t>
-      </w:r>
-    </w:p>
-    <w:p>
-      <w:r>
-        <w:lastRenderedPageBreak/>
-        <w:t>/</w:t>
-      </w:r>
-      <w:proofErr w:type="spellStart"/>
-      <w:r>
-        <w:t>api</w:t>
-      </w:r>
-      <w:proofErr w:type="spellEnd"/>
-      <w:r>
-        <w:t>/students</w:t>
-      </w:r>
-    </w:p>
-    <w:p>
-      <w:r>
-        <w:t>Sample Request:</w:t>
-      </w:r>
-    </w:p>
-    <w:p>
-      <w:r>
-        <w:t>{</w:t>
-      </w:r>
-    </w:p>
-    <w:p>
-      <w:r>
-        <w:t xml:space="preserve">  "name": "Aman Sharma",</w:t>
-      </w:r>
-    </w:p>
-    <w:p>
-      <w:r>
-        <w:t xml:space="preserve">  "email": "aman@gmail.com",</w:t>
-      </w:r>
-    </w:p>
-    <w:p>
-      <w:r>
-        <w:t xml:space="preserve">  "phone": "9876543210",</w:t>
-      </w:r>
-    </w:p>
-    <w:p>
-      <w:r>
-        <w:t xml:space="preserve">  "</w:t>
-      </w:r>
-      <w:proofErr w:type="spellStart"/>
-      <w:r>
-        <w:t>cgpa</w:t>
-      </w:r>
-      <w:proofErr w:type="spellEnd"/>
-      <w:r>
-        <w:t>": 8.5,</w:t>
-      </w:r>
-    </w:p>
-    <w:p>
-      <w:r>
-        <w:t xml:space="preserve">  "skills": ["Java", "MongoDB"]</w:t>
-      </w:r>
-    </w:p>
-    <w:p>
-      <w:r>
-        <w:t>}</w:t>
-      </w:r>
-    </w:p>
-    <w:p>
-      <w:pPr>
-        <w:rPr>
-          <w:b/>
-          <w:bCs/>
-        </w:rPr>
-      </w:pPr>
-      <w:r>
-        <w:rPr>
-          <w:b/>
-          <w:bCs/>
-        </w:rPr>
-        <w:t>Get Students</w:t>
-      </w:r>
-    </w:p>
-    <w:p>
-      <w:r>
-        <w:t>GET</w:t>
-      </w:r>
-    </w:p>
-    <w:p>
-      <w:r>
-        <w:t>/</w:t>
-      </w:r>
-      <w:proofErr w:type="spellStart"/>
-      <w:r>
-        <w:t>api</w:t>
-      </w:r>
-      <w:proofErr w:type="spellEnd"/>
-      <w:r>
-        <w:t>/students</w:t>
-      </w:r>
-    </w:p>
-    <w:p>
-      <w:pPr>
-        <w:rPr>
-          <w:b/>
-          <w:bCs/>
-        </w:rPr>
-      </w:pPr>
-      <w:r>
-        <w:rPr>
-          <w:b/>
-          <w:bCs/>
-        </w:rPr>
-        <w:t>Update Student</w:t>
-      </w:r>
-    </w:p>
-    <w:p>
-      <w:r>
-        <w:t>PUT</w:t>
-      </w:r>
-    </w:p>
-    <w:p>
-      <w:r>
-        <w:t>/</w:t>
-      </w:r>
-      <w:proofErr w:type="spellStart"/>
-      <w:proofErr w:type="gramStart"/>
-      <w:r>
-        <w:t>api</w:t>
-      </w:r>
-      <w:proofErr w:type="spellEnd"/>
-      <w:proofErr w:type="gramEnd"/>
-      <w:r>
-        <w:t>/students/:id</w:t>
-      </w:r>
-    </w:p>
-    <w:p>
-      <w:pPr>
-        <w:rPr>
-          <w:b/>
-          <w:bCs/>
-        </w:rPr>
-      </w:pPr>
-      <w:r>
-        <w:rPr>
-          <w:b/>
-          <w:bCs/>
-        </w:rPr>
-        <w:t>Delete Student</w:t>
-      </w:r>
-    </w:p>
-    <w:p>
-      <w:r>
-        <w:t>DELETE</w:t>
-      </w:r>
-    </w:p>
-    <w:p>
-      <w:r>
-        <w:t>/</w:t>
-      </w:r>
-      <w:proofErr w:type="spellStart"/>
-      <w:proofErr w:type="gramStart"/>
-      <w:r>
-        <w:t>api</w:t>
-      </w:r>
-      <w:proofErr w:type="spellEnd"/>
-      <w:proofErr w:type="gramEnd"/>
-      <w:r>
-        <w:t>/students/:id</w:t>
-      </w:r>
-    </w:p>
-    <w:p>
-      <w:r>
-        <w:pict w14:anchorId="1C6A91B5">
-          <v:rect id="_x0000_i1103" style="width:0;height:1.5pt" o:hralign="center" o:hrstd="t" o:hr="t" fillcolor="#a0a0a0" stroked="f"/>
-        </w:pict>
-      </w:r>
-    </w:p>
-    <w:p>
-      <w:pPr>
-        <w:rPr>
-          <w:b/>
-          <w:bCs/>
-        </w:rPr>
-      </w:pPr>
-      <w:r>
-        <w:rPr>
-          <w:b/>
-          <w:bCs/>
-        </w:rPr>
-        <w:t>Department Module</w:t>
-      </w:r>
-    </w:p>
-    <w:p>
-      <w:pPr>
-        <w:rPr>
-          <w:b/>
-          <w:bCs/>
-        </w:rPr>
-      </w:pPr>
-      <w:r>
-        <w:rPr>
-          <w:b/>
-          <w:bCs/>
-        </w:rPr>
-        <w:t>Create Department</w:t>
-      </w:r>
-    </w:p>
-    <w:p>
-      <w:r>
-        <w:t>POST</w:t>
-      </w:r>
-    </w:p>
-    <w:p>
-      <w:r>
-        <w:t>/</w:t>
-      </w:r>
-      <w:proofErr w:type="spellStart"/>
-      <w:r>
-        <w:t>api</w:t>
-      </w:r>
-      <w:proofErr w:type="spellEnd"/>
-      <w:r>
-        <w:t>/departments</w:t>
-      </w:r>
-    </w:p>
-    <w:p>
-      <w:pPr>
-        <w:rPr>
-          <w:b/>
-          <w:bCs/>
-        </w:rPr>
-      </w:pPr>
-      <w:r>
-        <w:rPr>
-          <w:b/>
-          <w:bCs/>
-        </w:rPr>
-        <w:t>Get Departments</w:t>
-      </w:r>
-    </w:p>
-    <w:p>
-      <w:r>
-        <w:t>GET</w:t>
-      </w:r>
-    </w:p>
-    <w:p>
-      <w:r>
-        <w:t>/</w:t>
-      </w:r>
-      <w:proofErr w:type="spellStart"/>
-      <w:r>
-        <w:t>api</w:t>
-      </w:r>
-      <w:proofErr w:type="spellEnd"/>
-      <w:r>
-        <w:t>/departments</w:t>
-      </w:r>
-    </w:p>
-    <w:p>
-      <w:pPr>
-        <w:rPr>
-          <w:b/>
-          <w:bCs/>
-        </w:rPr>
-      </w:pPr>
-      <w:r>
-        <w:rPr>
-          <w:b/>
-          <w:bCs/>
-        </w:rPr>
-        <w:t>Update Department</w:t>
-      </w:r>
-    </w:p>
-    <w:p>
-      <w:r>
-        <w:t>PUT</w:t>
-      </w:r>
-    </w:p>
-    <w:p>
-      <w:r>
-        <w:t>/</w:t>
-      </w:r>
-      <w:proofErr w:type="spellStart"/>
-      <w:proofErr w:type="gramStart"/>
-      <w:r>
-        <w:t>api</w:t>
-      </w:r>
-      <w:proofErr w:type="spellEnd"/>
-      <w:proofErr w:type="gramEnd"/>
-      <w:r>
-        <w:t>/departments/:id</w:t>
-      </w:r>
-    </w:p>
-    <w:p>
-      <w:pPr>
-        <w:rPr>
-          <w:b/>
-          <w:bCs/>
-        </w:rPr>
-      </w:pPr>
-      <w:r>
-        <w:rPr>
-          <w:b/>
-          <w:bCs/>
-        </w:rPr>
-        <w:t>Delete Department</w:t>
-      </w:r>
-    </w:p>
-    <w:p>
-      <w:r>
-        <w:t>DELETE</w:t>
-      </w:r>
-    </w:p>
-    <w:p>
-      <w:r>
-        <w:lastRenderedPageBreak/>
-        <w:t>/</w:t>
-      </w:r>
-      <w:proofErr w:type="spellStart"/>
-      <w:proofErr w:type="gramStart"/>
-      <w:r>
-        <w:t>api</w:t>
-      </w:r>
-      <w:proofErr w:type="spellEnd"/>
-      <w:proofErr w:type="gramEnd"/>
-      <w:r>
-        <w:t>/departments/:id</w:t>
-      </w:r>
-    </w:p>
-    <w:p>
-      <w:r>
-        <w:pict w14:anchorId="3F649F66">
-          <v:rect id="_x0000_i1104" style="width:0;height:1.5pt" o:hralign="center" o:hrstd="t" o:hr="t" fillcolor="#a0a0a0" stroked="f"/>
-        </w:pict>
-      </w:r>
-    </w:p>
-    <w:p>
-      <w:pPr>
-        <w:rPr>
-          <w:b/>
-          <w:bCs/>
-        </w:rPr>
-      </w:pPr>
-      <w:r>
-        <w:rPr>
-          <w:b/>
-          <w:bCs/>
-        </w:rPr>
-        <w:t>8. API Testing</w:t>
-      </w:r>
-    </w:p>
-    <w:p>
-      <w:r>
-        <w:t>All APIs were tested using Postman.</w:t>
-      </w:r>
-    </w:p>
-    <w:p>
-      <w:r>
-        <w:t>The following operations were verified:</w:t>
       </w:r>
     </w:p>
     <w:p>
       <w:pPr>
         <w:numPr>
           <w:ilvl w:val="0"/>
-          <w:numId w:val="5"/>
+          <w:numId w:val="10"/>
         </w:numPr>
-      </w:pPr>
-      <w:r>
-        <w:t>Student Creation</w:t>
+        <w:rPr>
+          <w:b/>
+          <w:bCs/>
+          <w:sz w:val="28"/>
+          <w:szCs w:val="28"/>
+        </w:rPr>
+      </w:pPr>
+      <w:r>
+        <w:rPr>
+          <w:b/>
+          <w:bCs/>
+          <w:sz w:val="28"/>
+          <w:szCs w:val="28"/>
+        </w:rPr>
+        <w:t>View Students</w:t>
       </w:r>
     </w:p>
     <w:p>
       <w:pPr>
         <w:numPr>
           <w:ilvl w:val="0"/>
-          <w:numId w:val="5"/>
+          <w:numId w:val="10"/>
         </w:numPr>
-      </w:pPr>
-      <w:r>
-        <w:t>Student Retrieval</w:t>
+        <w:rPr>
+          <w:b/>
+          <w:bCs/>
+          <w:sz w:val="28"/>
+          <w:szCs w:val="28"/>
+        </w:rPr>
+      </w:pPr>
+      <w:r>
+        <w:rPr>
+          <w:b/>
+          <w:bCs/>
+          <w:sz w:val="28"/>
+          <w:szCs w:val="28"/>
+        </w:rPr>
+        <w:t>Update Student Details</w:t>
       </w:r>
     </w:p>
     <w:p>
       <w:pPr>
         <w:numPr>
           <w:ilvl w:val="0"/>
-          <w:numId w:val="5"/>
+          <w:numId w:val="10"/>
         </w:numPr>
-      </w:pPr>
-      <w:r>
-        <w:t>Student Update</w:t>
+        <w:rPr>
+          <w:b/>
+          <w:bCs/>
+          <w:sz w:val="28"/>
+          <w:szCs w:val="28"/>
+        </w:rPr>
+      </w:pPr>
+      <w:r>
+        <w:rPr>
+          <w:b/>
+          <w:bCs/>
+          <w:sz w:val="28"/>
+          <w:szCs w:val="28"/>
+        </w:rPr>
+        <w:t>Delete Student</w:t>
+      </w:r>
+    </w:p>
+    <w:p>
+      <w:pPr>
+        <w:rPr>
+          <w:b/>
+          <w:bCs/>
+          <w:sz w:val="28"/>
+          <w:szCs w:val="28"/>
+        </w:rPr>
+      </w:pPr>
+      <w:r>
+        <w:rPr>
+          <w:b/>
+          <w:bCs/>
+          <w:sz w:val="28"/>
+          <w:szCs w:val="28"/>
+        </w:rPr>
+        <w:t>Department Module</w:t>
       </w:r>
     </w:p>
     <w:p>
       <w:pPr>
         <w:numPr>
           <w:ilvl w:val="0"/>
-          <w:numId w:val="5"/>
+          <w:numId w:val="11"/>
         </w:numPr>
-      </w:pPr>
-      <w:r>
-        <w:t>Student Deletion</w:t>
+        <w:rPr>
+          <w:b/>
+          <w:bCs/>
+          <w:sz w:val="28"/>
+          <w:szCs w:val="28"/>
+        </w:rPr>
+      </w:pPr>
+      <w:r>
+        <w:rPr>
+          <w:b/>
+          <w:bCs/>
+          <w:sz w:val="28"/>
+          <w:szCs w:val="28"/>
+        </w:rPr>
+        <w:t>Create Department</w:t>
       </w:r>
     </w:p>
     <w:p>
       <w:pPr>
         <w:numPr>
           <w:ilvl w:val="0"/>
-          <w:numId w:val="5"/>
+          <w:numId w:val="11"/>
         </w:numPr>
-      </w:pPr>
-      <w:r>
-        <w:t>Department Creation</w:t>
+        <w:rPr>
+          <w:b/>
+          <w:bCs/>
+          <w:sz w:val="28"/>
+          <w:szCs w:val="28"/>
+        </w:rPr>
+      </w:pPr>
+      <w:r>
+        <w:rPr>
+          <w:b/>
+          <w:bCs/>
+          <w:sz w:val="28"/>
+          <w:szCs w:val="28"/>
+        </w:rPr>
+        <w:lastRenderedPageBreak/>
+        <w:t>View Departments</w:t>
       </w:r>
     </w:p>
     <w:p>
       <w:pPr>
         <w:numPr>
           <w:ilvl w:val="0"/>
-          <w:numId w:val="5"/>
+          <w:numId w:val="11"/>
         </w:numPr>
-      </w:pPr>
-      <w:r>
-        <w:t>Department Retrieval</w:t>
+        <w:rPr>
+          <w:b/>
+          <w:bCs/>
+          <w:sz w:val="28"/>
+          <w:szCs w:val="28"/>
+        </w:rPr>
+      </w:pPr>
+      <w:r>
+        <w:rPr>
+          <w:b/>
+          <w:bCs/>
+          <w:sz w:val="28"/>
+          <w:szCs w:val="28"/>
+        </w:rPr>
+        <w:t>Update Department Information</w:t>
       </w:r>
     </w:p>
     <w:p>
       <w:pPr>
         <w:numPr>
           <w:ilvl w:val="0"/>
-          <w:numId w:val="5"/>
+          <w:numId w:val="11"/>
         </w:numPr>
-      </w:pPr>
-      <w:r>
-        <w:t>Department Update</w:t>
+        <w:rPr>
+          <w:b/>
+          <w:bCs/>
+          <w:sz w:val="28"/>
+          <w:szCs w:val="28"/>
+        </w:rPr>
+      </w:pPr>
+      <w:r>
+        <w:rPr>
+          <w:b/>
+          <w:bCs/>
+          <w:sz w:val="28"/>
+          <w:szCs w:val="28"/>
+        </w:rPr>
+        <w:t>Delete Department</w:t>
+      </w:r>
+    </w:p>
+    <w:p>
+      <w:pPr>
+        <w:rPr>
+          <w:b/>
+          <w:bCs/>
+          <w:sz w:val="28"/>
+          <w:szCs w:val="28"/>
+        </w:rPr>
+      </w:pPr>
+      <w:r>
+        <w:rPr>
+          <w:b/>
+          <w:bCs/>
+          <w:sz w:val="28"/>
+          <w:szCs w:val="28"/>
+        </w:rPr>
+        <w:t>Database Design</w:t>
+      </w:r>
+    </w:p>
+    <w:p>
+      <w:pPr>
+        <w:rPr>
+          <w:b/>
+          <w:bCs/>
+          <w:sz w:val="28"/>
+          <w:szCs w:val="28"/>
+        </w:rPr>
+      </w:pPr>
+      <w:r>
+        <w:rPr>
+          <w:b/>
+          <w:bCs/>
+          <w:sz w:val="28"/>
+          <w:szCs w:val="28"/>
+        </w:rPr>
+        <w:t>Student Collection</w:t>
       </w:r>
     </w:p>
     <w:p>
       <w:pPr>
         <w:numPr>
           <w:ilvl w:val="0"/>
-          <w:numId w:val="5"/>
+          <w:numId w:val="12"/>
         </w:numPr>
-      </w:pPr>
-      <w:r>
-        <w:t>Department Deletion</w:t>
-      </w:r>
-    </w:p>
-    <w:p>
-      <w:r>
-        <w:pict w14:anchorId="1243F34F">
-          <v:rect id="_x0000_i1105" style="width:0;height:1.5pt" o:hralign="center" o:hrstd="t" o:hr="t" fillcolor="#a0a0a0" stroked="f"/>
-        </w:pict>
-      </w:r>
-    </w:p>
-    <w:p>
-      <w:pPr>
-        <w:rPr>
-          <w:b/>
-          <w:bCs/>
-        </w:rPr>
-      </w:pPr>
-      <w:r>
-        <w:rPr>
-          <w:b/>
-          <w:bCs/>
-        </w:rPr>
-        <w:t>9. Screenshots Included</w:t>
+        <w:rPr>
+          <w:b/>
+          <w:bCs/>
+          <w:sz w:val="28"/>
+          <w:szCs w:val="28"/>
+        </w:rPr>
+      </w:pPr>
+      <w:r>
+        <w:rPr>
+          <w:b/>
+          <w:bCs/>
+          <w:sz w:val="28"/>
+          <w:szCs w:val="28"/>
+        </w:rPr>
+        <w:t>Name</w:t>
       </w:r>
     </w:p>
     <w:p>
       <w:pPr>
         <w:numPr>
           <w:ilvl w:val="0"/>
-          <w:numId w:val="6"/>
+          <w:numId w:val="12"/>
         </w:numPr>
-      </w:pPr>
-      <w:r>
-        <w:t>Server Running Successfully</w:t>
+        <w:rPr>
+          <w:b/>
+          <w:bCs/>
+          <w:sz w:val="28"/>
+          <w:szCs w:val="28"/>
+        </w:rPr>
+      </w:pPr>
+      <w:r>
+        <w:rPr>
+          <w:b/>
+          <w:bCs/>
+          <w:sz w:val="28"/>
+          <w:szCs w:val="28"/>
+        </w:rPr>
+        <w:t>Email</w:t>
       </w:r>
     </w:p>
     <w:p>
       <w:pPr>
         <w:numPr>
           <w:ilvl w:val="0"/>
-          <w:numId w:val="6"/>
+          <w:numId w:val="12"/>
         </w:numPr>
-      </w:pPr>
-      <w:r>
-        <w:t>Student GET API</w:t>
+        <w:rPr>
+          <w:b/>
+          <w:bCs/>
+          <w:sz w:val="28"/>
+          <w:szCs w:val="28"/>
+        </w:rPr>
+      </w:pPr>
+      <w:r>
+        <w:rPr>
+          <w:b/>
+          <w:bCs/>
+          <w:sz w:val="28"/>
+          <w:szCs w:val="28"/>
+        </w:rPr>
+        <w:t>Phone Number</w:t>
       </w:r>
     </w:p>
     <w:p>
       <w:pPr>
         <w:numPr>
           <w:ilvl w:val="0"/>
-          <w:numId w:val="6"/>
+          <w:numId w:val="12"/>
         </w:numPr>
-      </w:pPr>
-      <w:r>
-        <w:t>Student POST API</w:t>
+        <w:rPr>
+          <w:b/>
+          <w:bCs/>
+          <w:sz w:val="28"/>
+          <w:szCs w:val="28"/>
+        </w:rPr>
+      </w:pPr>
+      <w:r>
+        <w:rPr>
+          <w:b/>
+          <w:bCs/>
+          <w:sz w:val="28"/>
+          <w:szCs w:val="28"/>
+        </w:rPr>
+        <w:t>CGPA</w:t>
       </w:r>
     </w:p>
     <w:p>
       <w:pPr>
         <w:numPr>
           <w:ilvl w:val="0"/>
-          <w:numId w:val="6"/>
+          <w:numId w:val="12"/>
         </w:numPr>
-      </w:pPr>
-      <w:r>
-        <w:t>Student UPDATE API</w:t>
+        <w:rPr>
+          <w:b/>
+          <w:bCs/>
+          <w:sz w:val="28"/>
+          <w:szCs w:val="28"/>
+        </w:rPr>
+      </w:pPr>
+      <w:r>
+        <w:rPr>
+          <w:b/>
+          <w:bCs/>
+          <w:sz w:val="28"/>
+          <w:szCs w:val="28"/>
+        </w:rPr>
+        <w:t>Skills</w:t>
       </w:r>
     </w:p>
     <w:p>
       <w:pPr>
         <w:numPr>
           <w:ilvl w:val="0"/>
-          <w:numId w:val="6"/>
+          <w:numId w:val="12"/>
         </w:numPr>
-      </w:pPr>
-      <w:r>
-        <w:t>Student DELETE API</w:t>
+        <w:rPr>
+          <w:b/>
+          <w:bCs/>
+          <w:sz w:val="28"/>
+          <w:szCs w:val="28"/>
+        </w:rPr>
+      </w:pPr>
+      <w:r>
+        <w:rPr>
+          <w:b/>
+          <w:bCs/>
+          <w:sz w:val="28"/>
+          <w:szCs w:val="28"/>
+        </w:rPr>
+        <w:t>Department ID</w:t>
+      </w:r>
+    </w:p>
+    <w:p>
+      <w:pPr>
+        <w:rPr>
+          <w:b/>
+          <w:bCs/>
+          <w:sz w:val="28"/>
+          <w:szCs w:val="28"/>
+        </w:rPr>
+      </w:pPr>
+      <w:r>
+        <w:rPr>
+          <w:b/>
+          <w:bCs/>
+          <w:sz w:val="28"/>
+          <w:szCs w:val="28"/>
+        </w:rPr>
+        <w:t>Department Collection</w:t>
       </w:r>
     </w:p>
     <w:p>
       <w:pPr>
         <w:numPr>
           <w:ilvl w:val="0"/>
-          <w:numId w:val="6"/>
+          <w:numId w:val="13"/>
         </w:numPr>
-      </w:pPr>
-      <w:r>
-        <w:t>MongoDB Database Records</w:t>
+        <w:rPr>
+          <w:b/>
+          <w:bCs/>
+          <w:sz w:val="28"/>
+          <w:szCs w:val="28"/>
+        </w:rPr>
+      </w:pPr>
+      <w:r>
+        <w:rPr>
+          <w:b/>
+          <w:bCs/>
+          <w:sz w:val="28"/>
+          <w:szCs w:val="28"/>
+        </w:rPr>
+        <w:t>Department Name</w:t>
       </w:r>
     </w:p>
     <w:p>
       <w:pPr>
         <w:numPr>
           <w:ilvl w:val="0"/>
-          <w:numId w:val="6"/>
+          <w:numId w:val="13"/>
         </w:numPr>
-      </w:pPr>
-      <w:r>
-        <w:t>Department POST API</w:t>
+        <w:rPr>
+          <w:b/>
+          <w:bCs/>
+          <w:sz w:val="28"/>
+          <w:szCs w:val="28"/>
+        </w:rPr>
+      </w:pPr>
+      <w:r>
+        <w:rPr>
+          <w:b/>
+          <w:bCs/>
+          <w:sz w:val="28"/>
+          <w:szCs w:val="28"/>
+        </w:rPr>
+        <w:t>List of Students</w:t>
+      </w:r>
+    </w:p>
+    <w:p>
+      <w:pPr>
+        <w:rPr>
+          <w:b/>
+          <w:bCs/>
+          <w:sz w:val="28"/>
+          <w:szCs w:val="28"/>
+        </w:rPr>
+      </w:pPr>
+      <w:r>
+        <w:rPr>
+          <w:b/>
+          <w:bCs/>
+          <w:sz w:val="28"/>
+          <w:szCs w:val="28"/>
+        </w:rPr>
+        <w:t>Relationship Mapping</w:t>
+      </w:r>
+    </w:p>
+    <w:p>
+      <w:pPr>
+        <w:rPr>
+          <w:b/>
+          <w:bCs/>
+          <w:sz w:val="28"/>
+          <w:szCs w:val="28"/>
+        </w:rPr>
+      </w:pPr>
+      <w:r>
+        <w:rPr>
+          <w:b/>
+          <w:bCs/>
+          <w:sz w:val="28"/>
+          <w:szCs w:val="28"/>
+        </w:rPr>
+        <w:t xml:space="preserve">The project implements a One-to-Many relationship where one department can have multiple students. This is achieved using MongoDB </w:t>
+      </w:r>
+      <w:proofErr w:type="spellStart"/>
+      <w:r>
+        <w:rPr>
+          <w:b/>
+          <w:bCs/>
+          <w:sz w:val="28"/>
+          <w:szCs w:val="28"/>
+        </w:rPr>
+        <w:t>ObjectId</w:t>
+      </w:r>
+      <w:proofErr w:type="spellEnd"/>
+      <w:r>
+        <w:rPr>
+          <w:b/>
+          <w:bCs/>
+          <w:sz w:val="28"/>
+          <w:szCs w:val="28"/>
+        </w:rPr>
+        <w:t xml:space="preserve"> references and Mongoose population.</w:t>
+      </w:r>
+    </w:p>
+    <w:p>
+      <w:pPr>
+        <w:rPr>
+          <w:b/>
+          <w:bCs/>
+          <w:sz w:val="28"/>
+          <w:szCs w:val="28"/>
+        </w:rPr>
+      </w:pPr>
+      <w:r>
+        <w:rPr>
+          <w:b/>
+          <w:bCs/>
+          <w:sz w:val="28"/>
+          <w:szCs w:val="28"/>
+        </w:rPr>
+        <w:t>API Endpoints</w:t>
+      </w:r>
+    </w:p>
+    <w:p>
+      <w:pPr>
+        <w:rPr>
+          <w:b/>
+          <w:bCs/>
+          <w:sz w:val="28"/>
+          <w:szCs w:val="28"/>
+        </w:rPr>
+      </w:pPr>
+      <w:r>
+        <w:rPr>
+          <w:b/>
+          <w:bCs/>
+          <w:sz w:val="28"/>
+          <w:szCs w:val="28"/>
+        </w:rPr>
+        <w:t>Student APIs</w:t>
       </w:r>
     </w:p>
     <w:p>
       <w:pPr>
         <w:numPr>
           <w:ilvl w:val="0"/>
-          <w:numId w:val="6"/>
+          <w:numId w:val="14"/>
         </w:numPr>
-      </w:pPr>
-      <w:r>
-        <w:t>Department GET API</w:t>
-      </w:r>
-    </w:p>
-    <w:p>
-      <w:r>
-        <w:pict w14:anchorId="53D9DCB7">
-          <v:rect id="_x0000_i1106" style="width:0;height:1.5pt" o:hralign="center" o:hrstd="t" o:hr="t" fillcolor="#a0a0a0" stroked="f"/>
-        </w:pict>
-      </w:r>
-    </w:p>
-    <w:p>
-      <w:pPr>
-        <w:rPr>
-          <w:b/>
-          <w:bCs/>
-        </w:rPr>
-      </w:pPr>
-      <w:r>
-        <w:rPr>
-          <w:b/>
-          <w:bCs/>
-        </w:rPr>
-        <w:t>10. Advantages of the System</w:t>
+        <w:rPr>
+          <w:b/>
+          <w:bCs/>
+          <w:sz w:val="28"/>
+          <w:szCs w:val="28"/>
+        </w:rPr>
+      </w:pPr>
+      <w:r>
+        <w:rPr>
+          <w:b/>
+          <w:bCs/>
+          <w:sz w:val="28"/>
+          <w:szCs w:val="28"/>
+        </w:rPr>
+        <w:t>POST /</w:t>
+      </w:r>
+      <w:proofErr w:type="spellStart"/>
+      <w:r>
+        <w:rPr>
+          <w:b/>
+          <w:bCs/>
+          <w:sz w:val="28"/>
+          <w:szCs w:val="28"/>
+        </w:rPr>
+        <w:t>api</w:t>
+      </w:r>
+      <w:proofErr w:type="spellEnd"/>
+      <w:r>
+        <w:rPr>
+          <w:b/>
+          <w:bCs/>
+          <w:sz w:val="28"/>
+          <w:szCs w:val="28"/>
+        </w:rPr>
+        <w:t>/students</w:t>
       </w:r>
     </w:p>
     <w:p>
       <w:pPr>
         <w:numPr>
           <w:ilvl w:val="0"/>
-          <w:numId w:val="7"/>
+          <w:numId w:val="14"/>
         </w:numPr>
-      </w:pPr>
-      <w:r>
-        <w:t>Easy management of student information</w:t>
+        <w:rPr>
+          <w:b/>
+          <w:bCs/>
+          <w:sz w:val="28"/>
+          <w:szCs w:val="28"/>
+        </w:rPr>
+      </w:pPr>
+      <w:r>
+        <w:rPr>
+          <w:b/>
+          <w:bCs/>
+          <w:sz w:val="28"/>
+          <w:szCs w:val="28"/>
+        </w:rPr>
+        <w:t>GET /</w:t>
+      </w:r>
+      <w:proofErr w:type="spellStart"/>
+      <w:r>
+        <w:rPr>
+          <w:b/>
+          <w:bCs/>
+          <w:sz w:val="28"/>
+          <w:szCs w:val="28"/>
+        </w:rPr>
+        <w:t>api</w:t>
+      </w:r>
+      <w:proofErr w:type="spellEnd"/>
+      <w:r>
+        <w:rPr>
+          <w:b/>
+          <w:bCs/>
+          <w:sz w:val="28"/>
+          <w:szCs w:val="28"/>
+        </w:rPr>
+        <w:t>/students</w:t>
       </w:r>
     </w:p>
     <w:p>
       <w:pPr>
         <w:numPr>
           <w:ilvl w:val="0"/>
-          <w:numId w:val="7"/>
+          <w:numId w:val="14"/>
         </w:numPr>
-      </w:pPr>
-      <w:r>
-        <w:t>Efficient storage using MongoDB</w:t>
+        <w:rPr>
+          <w:b/>
+          <w:bCs/>
+          <w:sz w:val="28"/>
+          <w:szCs w:val="28"/>
+        </w:rPr>
+      </w:pPr>
+      <w:r>
+        <w:rPr>
+          <w:b/>
+          <w:bCs/>
+          <w:sz w:val="28"/>
+          <w:szCs w:val="28"/>
+        </w:rPr>
+        <w:t>PUT /</w:t>
+      </w:r>
+      <w:proofErr w:type="spellStart"/>
+      <w:r>
+        <w:rPr>
+          <w:b/>
+          <w:bCs/>
+          <w:sz w:val="28"/>
+          <w:szCs w:val="28"/>
+        </w:rPr>
+        <w:t>api</w:t>
+      </w:r>
+      <w:proofErr w:type="spellEnd"/>
+      <w:r>
+        <w:rPr>
+          <w:b/>
+          <w:bCs/>
+          <w:sz w:val="28"/>
+          <w:szCs w:val="28"/>
+        </w:rPr>
+        <w:t>/students/:id</w:t>
       </w:r>
     </w:p>
     <w:p>
       <w:pPr>
         <w:numPr>
           <w:ilvl w:val="0"/>
-          <w:numId w:val="7"/>
+          <w:numId w:val="14"/>
         </w:numPr>
-      </w:pPr>
-      <w:r>
-        <w:t>RESTful API architecture</w:t>
+        <w:rPr>
+          <w:b/>
+          <w:bCs/>
+          <w:sz w:val="28"/>
+          <w:szCs w:val="28"/>
+        </w:rPr>
+      </w:pPr>
+      <w:r>
+        <w:rPr>
+          <w:b/>
+          <w:bCs/>
+          <w:sz w:val="28"/>
+          <w:szCs w:val="28"/>
+        </w:rPr>
+        <w:t>DELETE /</w:t>
+      </w:r>
+      <w:proofErr w:type="spellStart"/>
+      <w:r>
+        <w:rPr>
+          <w:b/>
+          <w:bCs/>
+          <w:sz w:val="28"/>
+          <w:szCs w:val="28"/>
+        </w:rPr>
+        <w:t>api</w:t>
+      </w:r>
+      <w:proofErr w:type="spellEnd"/>
+      <w:r>
+        <w:rPr>
+          <w:b/>
+          <w:bCs/>
+          <w:sz w:val="28"/>
+          <w:szCs w:val="28"/>
+        </w:rPr>
+        <w:t>/students/:id</w:t>
+      </w:r>
+    </w:p>
+    <w:p>
+      <w:pPr>
+        <w:rPr>
+          <w:b/>
+          <w:bCs/>
+          <w:sz w:val="28"/>
+          <w:szCs w:val="28"/>
+        </w:rPr>
+      </w:pPr>
+      <w:r>
+        <w:rPr>
+          <w:b/>
+          <w:bCs/>
+          <w:sz w:val="28"/>
+          <w:szCs w:val="28"/>
+        </w:rPr>
+        <w:t>Department APIs</w:t>
       </w:r>
     </w:p>
     <w:p>
       <w:pPr>
         <w:numPr>
           <w:ilvl w:val="0"/>
-          <w:numId w:val="7"/>
+          <w:numId w:val="15"/>
         </w:numPr>
-      </w:pPr>
-      <w:r>
-        <w:t>Scalable backend design</w:t>
+        <w:rPr>
+          <w:b/>
+          <w:bCs/>
+          <w:sz w:val="28"/>
+          <w:szCs w:val="28"/>
+        </w:rPr>
+      </w:pPr>
+      <w:r>
+        <w:rPr>
+          <w:b/>
+          <w:bCs/>
+          <w:sz w:val="28"/>
+          <w:szCs w:val="28"/>
+        </w:rPr>
+        <w:t>POST /</w:t>
+      </w:r>
+      <w:proofErr w:type="spellStart"/>
+      <w:r>
+        <w:rPr>
+          <w:b/>
+          <w:bCs/>
+          <w:sz w:val="28"/>
+          <w:szCs w:val="28"/>
+        </w:rPr>
+        <w:t>api</w:t>
+      </w:r>
+      <w:proofErr w:type="spellEnd"/>
+      <w:r>
+        <w:rPr>
+          <w:b/>
+          <w:bCs/>
+          <w:sz w:val="28"/>
+          <w:szCs w:val="28"/>
+        </w:rPr>
+        <w:t>/departments</w:t>
       </w:r>
     </w:p>
     <w:p>
       <w:pPr>
         <w:numPr>
           <w:ilvl w:val="0"/>
-          <w:numId w:val="7"/>
+          <w:numId w:val="15"/>
         </w:numPr>
-      </w:pPr>
-      <w:r>
-        <w:t>Supports database relationships</w:t>
+        <w:rPr>
+          <w:b/>
+          <w:bCs/>
+          <w:sz w:val="28"/>
+          <w:szCs w:val="28"/>
+        </w:rPr>
+      </w:pPr>
+      <w:r>
+        <w:rPr>
+          <w:b/>
+          <w:bCs/>
+          <w:sz w:val="28"/>
+          <w:szCs w:val="28"/>
+        </w:rPr>
+        <w:t>GET /</w:t>
+      </w:r>
+      <w:proofErr w:type="spellStart"/>
+      <w:r>
+        <w:rPr>
+          <w:b/>
+          <w:bCs/>
+          <w:sz w:val="28"/>
+          <w:szCs w:val="28"/>
+        </w:rPr>
+        <w:t>api</w:t>
+      </w:r>
+      <w:proofErr w:type="spellEnd"/>
+      <w:r>
+        <w:rPr>
+          <w:b/>
+          <w:bCs/>
+          <w:sz w:val="28"/>
+          <w:szCs w:val="28"/>
+        </w:rPr>
+        <w:t>/departments</w:t>
       </w:r>
     </w:p>
     <w:p>
       <w:pPr>
         <w:numPr>
           <w:ilvl w:val="0"/>
-          <w:numId w:val="7"/>
+          <w:numId w:val="15"/>
         </w:numPr>
-      </w:pPr>
-      <w:r>
-        <w:t>Easy integration with frontend applications</w:t>
-      </w:r>
-    </w:p>
-    <w:p>
-      <w:r>
+        <w:rPr>
+          <w:b/>
+          <w:bCs/>
+          <w:sz w:val="28"/>
+          <w:szCs w:val="28"/>
+        </w:rPr>
+      </w:pPr>
+      <w:r>
+        <w:rPr>
+          <w:b/>
+          <w:bCs/>
+          <w:sz w:val="28"/>
+          <w:szCs w:val="28"/>
+        </w:rPr>
         <w:lastRenderedPageBreak/>
-        <w:pict w14:anchorId="67F5291A">
-          <v:rect id="_x0000_i1107" style="width:0;height:1.5pt" o:hralign="center" o:hrstd="t" o:hr="t" fillcolor="#a0a0a0" stroked="f"/>
-        </w:pict>
-      </w:r>
-    </w:p>
-    <w:p>
-      <w:pPr>
-        <w:rPr>
-          <w:b/>
-          <w:bCs/>
-        </w:rPr>
-      </w:pPr>
-      <w:r>
-        <w:rPr>
-          <w:b/>
-          <w:bCs/>
-        </w:rPr>
-        <w:t>11. Future Enhancements</w:t>
+        <w:t>PUT /</w:t>
+      </w:r>
+      <w:proofErr w:type="spellStart"/>
+      <w:r>
+        <w:rPr>
+          <w:b/>
+          <w:bCs/>
+          <w:sz w:val="28"/>
+          <w:szCs w:val="28"/>
+        </w:rPr>
+        <w:t>api</w:t>
+      </w:r>
+      <w:proofErr w:type="spellEnd"/>
+      <w:r>
+        <w:rPr>
+          <w:b/>
+          <w:bCs/>
+          <w:sz w:val="28"/>
+          <w:szCs w:val="28"/>
+        </w:rPr>
+        <w:t>/departments/:id</w:t>
       </w:r>
     </w:p>
     <w:p>
       <w:pPr>
         <w:numPr>
           <w:ilvl w:val="0"/>
-          <w:numId w:val="8"/>
+          <w:numId w:val="15"/>
         </w:numPr>
-      </w:pPr>
-      <w:r>
-        <w:t>Company Management Module</w:t>
-      </w:r>
-    </w:p>
-    <w:p>
-      <w:pPr>
-        <w:numPr>
-          <w:ilvl w:val="0"/>
-          <w:numId w:val="8"/>
-        </w:numPr>
-      </w:pPr>
-      <w:r>
-        <w:t>Staff Management Module</w:t>
-      </w:r>
-    </w:p>
-    <w:p>
-      <w:pPr>
-        <w:numPr>
-          <w:ilvl w:val="0"/>
-          <w:numId w:val="8"/>
-        </w:numPr>
-      </w:pPr>
-      <w:r>
-        <w:t>Placement Drive Management</w:t>
-      </w:r>
-    </w:p>
-    <w:p>
-      <w:pPr>
-        <w:numPr>
-          <w:ilvl w:val="0"/>
-          <w:numId w:val="8"/>
-        </w:numPr>
-      </w:pPr>
-      <w:r>
-        <w:t>Student Authentication and Authorization</w:t>
-      </w:r>
-    </w:p>
-    <w:p>
-      <w:pPr>
-        <w:numPr>
-          <w:ilvl w:val="0"/>
-          <w:numId w:val="8"/>
-        </w:numPr>
-      </w:pPr>
-      <w:r>
-        <w:t>Admin Dashboard</w:t>
-      </w:r>
-    </w:p>
-    <w:p>
-      <w:pPr>
-        <w:numPr>
-          <w:ilvl w:val="0"/>
-          <w:numId w:val="8"/>
-        </w:numPr>
-      </w:pPr>
-      <w:r>
-        <w:t>Resume Upload System</w:t>
-      </w:r>
-    </w:p>
-    <w:p>
-      <w:pPr>
-        <w:numPr>
-          <w:ilvl w:val="0"/>
-          <w:numId w:val="8"/>
-        </w:numPr>
-      </w:pPr>
-      <w:r>
-        <w:t>Interview Tracking</w:t>
-      </w:r>
-    </w:p>
-    <w:p>
-      <w:pPr>
-        <w:numPr>
-          <w:ilvl w:val="0"/>
-          <w:numId w:val="8"/>
-        </w:numPr>
-      </w:pPr>
-      <w:r>
-        <w:t>Placement Statistics and Reports</w:t>
-      </w:r>
-    </w:p>
-    <w:p>
-      <w:r>
-        <w:pict w14:anchorId="4336B55E">
-          <v:rect id="_x0000_i1108" style="width:0;height:1.5pt" o:hralign="center" o:hrstd="t" o:hr="t" fillcolor="#a0a0a0" stroked="f"/>
-        </w:pict>
-      </w:r>
-    </w:p>
-    <w:p>
-      <w:pPr>
-        <w:rPr>
-          <w:b/>
-          <w:bCs/>
-        </w:rPr>
-      </w:pPr>
-      <w:r>
-        <w:rPr>
-          <w:b/>
-          <w:bCs/>
-        </w:rPr>
-        <w:t>12. Conclusion</w:t>
-      </w:r>
-    </w:p>
-    <w:p>
-      <w:r>
-        <w:t>The Placement Management System was successfully developed using Node.js, Express.js, and MongoDB. The project demonstrates CRUD operations, REST API development, MongoDB database connectivity, and relationship mapping between collections. The system provides a scalable foundation for managing placement-related activities in educational institutions.</w:t>
-      </w:r>
-    </w:p>
-    <w:p/>
+        <w:rPr>
+          <w:b/>
+          <w:bCs/>
+          <w:sz w:val="28"/>
+          <w:szCs w:val="28"/>
+        </w:rPr>
+      </w:pPr>
+      <w:r>
+        <w:rPr>
+          <w:b/>
+          <w:bCs/>
+          <w:sz w:val="28"/>
+          <w:szCs w:val="28"/>
+        </w:rPr>
+        <w:t>DELETE /</w:t>
+      </w:r>
+      <w:proofErr w:type="spellStart"/>
+      <w:r>
+        <w:rPr>
+          <w:b/>
+          <w:bCs/>
+          <w:sz w:val="28"/>
+          <w:szCs w:val="28"/>
+        </w:rPr>
+        <w:t>api</w:t>
+      </w:r>
+      <w:proofErr w:type="spellEnd"/>
+      <w:r>
+        <w:rPr>
+          <w:b/>
+          <w:bCs/>
+          <w:sz w:val="28"/>
+          <w:szCs w:val="28"/>
+        </w:rPr>
+        <w:t>/departments/:id</w:t>
+      </w:r>
+    </w:p>
+    <w:p>
+      <w:pPr>
+        <w:rPr>
+          <w:b/>
+          <w:bCs/>
+          <w:sz w:val="28"/>
+          <w:szCs w:val="28"/>
+        </w:rPr>
+      </w:pPr>
+      <w:r>
+        <w:rPr>
+          <w:b/>
+          <w:bCs/>
+          <w:sz w:val="28"/>
+          <w:szCs w:val="28"/>
+        </w:rPr>
+        <w:t>Testing</w:t>
+      </w:r>
+    </w:p>
+    <w:p>
+      <w:pPr>
+        <w:rPr>
+          <w:b/>
+          <w:bCs/>
+          <w:sz w:val="28"/>
+          <w:szCs w:val="28"/>
+        </w:rPr>
+      </w:pPr>
+      <w:r>
+        <w:rPr>
+          <w:b/>
+          <w:bCs/>
+          <w:sz w:val="28"/>
+          <w:szCs w:val="28"/>
+        </w:rPr>
+        <w:t>All APIs were tested successfully using Postman. MongoDB Compass was used to verify data storage and retrieval operations.</w:t>
+      </w:r>
+    </w:p>
+    <w:p>
+      <w:pPr>
+        <w:rPr>
+          <w:b/>
+          <w:bCs/>
+          <w:sz w:val="28"/>
+          <w:szCs w:val="28"/>
+        </w:rPr>
+      </w:pPr>
+      <w:r>
+        <w:rPr>
+          <w:b/>
+          <w:bCs/>
+          <w:sz w:val="28"/>
+          <w:szCs w:val="28"/>
+        </w:rPr>
+        <w:t>Conclusion</w:t>
+      </w:r>
+    </w:p>
+    <w:p>
+      <w:pPr>
+        <w:rPr>
+          <w:b/>
+          <w:bCs/>
+          <w:sz w:val="28"/>
+          <w:szCs w:val="28"/>
+        </w:rPr>
+      </w:pPr>
+      <w:r>
+        <w:rPr>
+          <w:b/>
+          <w:bCs/>
+          <w:sz w:val="28"/>
+          <w:szCs w:val="28"/>
+        </w:rPr>
+        <w:t>The Placement Management System successfully demonstrates backend development concepts including REST APIs, CRUD operations, MongoDB database integration, and relationship mapping. The project is scalable and can be further enhanced by adding modules such as Staff Management, Company Management, Placement Drives, Authentication, and Reporting.</w:t>
+      </w:r>
+    </w:p>
+    <w:p>
+      <w:pPr>
+        <w:rPr>
+          <w:b/>
+          <w:bCs/>
+          <w:sz w:val="28"/>
+          <w:szCs w:val="28"/>
+        </w:rPr>
+      </w:pPr>
+    </w:p>
     <w:sectPr>
       <w:pgSz w:w="11906" w:h="16838"/>
       <w:pgMar w:top="1440" w:right="1440" w:bottom="1440" w:left="1440" w:header="708" w:footer="708" w:gutter="0"/>
@@ -1776,6 +1380,155 @@
 <file path=word/numbering.xml><?xml version="1.0" encoding="utf-8"?>
 <w:numbering xmlns:wpc="http://schemas.microsoft.com/office/word/2010/wordprocessingCanvas" xmlns:cx="http://schemas.microsoft.com/office/drawing/2014/chartex" xmlns:cx1="http://schemas.microsoft.com/office/drawing/2015/9/8/chartex" xmlns:cx2="http://schemas.microsoft.com/office/drawing/2015/10/21/chartex" xmlns:cx3="http://schemas.microsoft.com/office/drawing/2016/5/9/chartex" xmlns:cx4="http://schemas.microsoft.com/office/drawing/2016/5/10/chartex" xmlns:cx5="http://schemas.microsoft.com/office/drawing/2016/5/11/chartex" xmlns:cx6="http://schemas.microsoft.com/office/drawing/2016/5/12/chartex" xmlns:cx7="http://schemas.microsoft.com/office/drawing/2016/5/13/chartex" xmlns:cx8="http://schemas.microsoft.com/office/drawing/2016/5/14/chartex" xmlns:mc="http://schemas.openxmlformats.org/markup-compatibility/2006" xmlns:aink="http://schemas.microsoft.com/office/drawing/2016/ink" xmlns:am3d="http://schemas.microsoft.com/office/drawing/2017/model3d" xmlns:o="urn:schemas-microsoft-com:office:office" xmlns:oel="http://schemas.microsoft.com/office/2019/extlst" xmlns:r="http://schemas.openxmlformats.org/officeDocument/2006/relationships" xmlns:m="http://schemas.openxmlformats.org/officeDocument/2006/math" xmlns:v="urn:schemas-microsoft-com:vml" xmlns:wp14="http://schemas.microsoft.com/office/word/2010/wordprocessingDrawing" xmlns:wp="http://schemas.openxmlformats.org/drawingml/2006/wordprocessingDrawing" xmlns:w10="urn:schemas-microsoft-com:office:word" xmlns:w="http://schemas.openxmlformats.org/wordprocessingml/2006/main" xmlns:w14="http://schemas.microsoft.com/office/word/2010/wordml" xmlns:w15="http://schemas.microsoft.com/office/word/2012/wordml" xmlns:w16cex="http://schemas.microsoft.com/office/word/2018/wordml/cex" xmlns:w16cid="http://schemas.microsoft.com/office/word/2016/wordml/cid" xmlns:w16="http://schemas.microsoft.com/office/word/2018/wordml" xmlns:w16du="http://schemas.microsoft.com/office/word/2023/wordml/word16du" xmlns:w16sdtdh="http://schemas.microsoft.com/office/word/2020/wordml/sdtdatahash" xmlns:w16sdtfl="http://schemas.microsoft.com/office/word/2024/wordml/sdtformatlock" xmlns:w16se="http://schemas.microsoft.com/office/word/2015/wordml/symex" xmlns:wpg="http://schemas.microsoft.com/office/word/2010/wordprocessingGroup" xmlns:wpi="http://schemas.microsoft.com/office/word/2010/wordprocessingInk" xmlns:wne="http://schemas.microsoft.com/office/word/2006/wordml" xmlns:wps="http://schemas.microsoft.com/office/word/2010/wordprocessingShape" mc:Ignorable="w14 w15 w16se w16cid w16 w16cex w16sdtdh w16sdtfl w16du wp14">
   <w:abstractNum w:abstractNumId="0" w15:restartNumberingAfterBreak="0">
+    <w:nsid w:val="04387A2C"/>
+    <w:multiLevelType w:val="multilevel"/>
+    <w:tmpl w:val="6FFA2D74"/>
+    <w:lvl w:ilvl="0">
+      <w:start w:val="1"/>
+      <w:numFmt w:val="bullet"/>
+      <w:lvlText w:val=""/>
+      <w:lvlJc w:val="left"/>
+      <w:pPr>
+        <w:tabs>
+          <w:tab w:val="num" w:pos="720"/>
+        </w:tabs>
+        <w:ind w:left="720" w:hanging="360"/>
+      </w:pPr>
+      <w:rPr>
+        <w:rFonts w:ascii="Symbol" w:hAnsi="Symbol" w:hint="default"/>
+        <w:sz w:val="20"/>
+      </w:rPr>
+    </w:lvl>
+    <w:lvl w:ilvl="1" w:tentative="1">
+      <w:start w:val="1"/>
+      <w:numFmt w:val="bullet"/>
+      <w:lvlText w:val="o"/>
+      <w:lvlJc w:val="left"/>
+      <w:pPr>
+        <w:tabs>
+          <w:tab w:val="num" w:pos="1440"/>
+        </w:tabs>
+        <w:ind w:left="1440" w:hanging="360"/>
+      </w:pPr>
+      <w:rPr>
+        <w:rFonts w:ascii="Courier New" w:hAnsi="Courier New" w:hint="default"/>
+        <w:sz w:val="20"/>
+      </w:rPr>
+    </w:lvl>
+    <w:lvl w:ilvl="2" w:tentative="1">
+      <w:start w:val="1"/>
+      <w:numFmt w:val="bullet"/>
+      <w:lvlText w:val=""/>
+      <w:lvlJc w:val="left"/>
+      <w:pPr>
+        <w:tabs>
+          <w:tab w:val="num" w:pos="2160"/>
+        </w:tabs>
+        <w:ind w:left="2160" w:hanging="360"/>
+      </w:pPr>
+      <w:rPr>
+        <w:rFonts w:ascii="Wingdings" w:hAnsi="Wingdings" w:hint="default"/>
+        <w:sz w:val="20"/>
+      </w:rPr>
+    </w:lvl>
+    <w:lvl w:ilvl="3" w:tentative="1">
+      <w:start w:val="1"/>
+      <w:numFmt w:val="bullet"/>
+      <w:lvlText w:val=""/>
+      <w:lvlJc w:val="left"/>
+      <w:pPr>
+        <w:tabs>
+          <w:tab w:val="num" w:pos="2880"/>
+        </w:tabs>
+        <w:ind w:left="2880" w:hanging="360"/>
+      </w:pPr>
+      <w:rPr>
+        <w:rFonts w:ascii="Wingdings" w:hAnsi="Wingdings" w:hint="default"/>
+        <w:sz w:val="20"/>
+      </w:rPr>
+    </w:lvl>
+    <w:lvl w:ilvl="4" w:tentative="1">
+      <w:start w:val="1"/>
+      <w:numFmt w:val="bullet"/>
+      <w:lvlText w:val=""/>
+      <w:lvlJc w:val="left"/>
+      <w:pPr>
+        <w:tabs>
+          <w:tab w:val="num" w:pos="3600"/>
+        </w:tabs>
+        <w:ind w:left="3600" w:hanging="360"/>
+      </w:pPr>
+      <w:rPr>
+        <w:rFonts w:ascii="Wingdings" w:hAnsi="Wingdings" w:hint="default"/>
+        <w:sz w:val="20"/>
+      </w:rPr>
+    </w:lvl>
+    <w:lvl w:ilvl="5" w:tentative="1">
+      <w:start w:val="1"/>
+      <w:numFmt w:val="bullet"/>
+      <w:lvlText w:val=""/>
+      <w:lvlJc w:val="left"/>
+      <w:pPr>
+        <w:tabs>
+          <w:tab w:val="num" w:pos="4320"/>
+        </w:tabs>
+        <w:ind w:left="4320" w:hanging="360"/>
+      </w:pPr>
+      <w:rPr>
+        <w:rFonts w:ascii="Wingdings" w:hAnsi="Wingdings" w:hint="default"/>
+        <w:sz w:val="20"/>
+      </w:rPr>
+    </w:lvl>
+    <w:lvl w:ilvl="6" w:tentative="1">
+      <w:start w:val="1"/>
+      <w:numFmt w:val="bullet"/>
+      <w:lvlText w:val=""/>
+      <w:lvlJc w:val="left"/>
+      <w:pPr>
+        <w:tabs>
+          <w:tab w:val="num" w:pos="5040"/>
+        </w:tabs>
+        <w:ind w:left="5040" w:hanging="360"/>
+      </w:pPr>
+      <w:rPr>
+        <w:rFonts w:ascii="Wingdings" w:hAnsi="Wingdings" w:hint="default"/>
+        <w:sz w:val="20"/>
+      </w:rPr>
+    </w:lvl>
+    <w:lvl w:ilvl="7" w:tentative="1">
+      <w:start w:val="1"/>
+      <w:numFmt w:val="bullet"/>
+      <w:lvlText w:val=""/>
+      <w:lvlJc w:val="left"/>
+      <w:pPr>
+        <w:tabs>
+          <w:tab w:val="num" w:pos="5760"/>
+        </w:tabs>
+        <w:ind w:left="5760" w:hanging="360"/>
+      </w:pPr>
+      <w:rPr>
+        <w:rFonts w:ascii="Wingdings" w:hAnsi="Wingdings" w:hint="default"/>
+        <w:sz w:val="20"/>
+      </w:rPr>
+    </w:lvl>
+    <w:lvl w:ilvl="8" w:tentative="1">
+      <w:start w:val="1"/>
+      <w:numFmt w:val="bullet"/>
+      <w:lvlText w:val=""/>
+      <w:lvlJc w:val="left"/>
+      <w:pPr>
+        <w:tabs>
+          <w:tab w:val="num" w:pos="6480"/>
+        </w:tabs>
+        <w:ind w:left="6480" w:hanging="360"/>
+      </w:pPr>
+      <w:rPr>
+        <w:rFonts w:ascii="Wingdings" w:hAnsi="Wingdings" w:hint="default"/>
+        <w:sz w:val="20"/>
+      </w:rPr>
+    </w:lvl>
+  </w:abstractNum>
+  <w:abstractNum w:abstractNumId="1" w15:restartNumberingAfterBreak="0">
     <w:nsid w:val="1FFA6C29"/>
     <w:multiLevelType w:val="multilevel"/>
     <w:tmpl w:val="724E9B3A"/>
@@ -1924,7 +1677,156 @@
       </w:rPr>
     </w:lvl>
   </w:abstractNum>
-  <w:abstractNum w:abstractNumId="1" w15:restartNumberingAfterBreak="0">
+  <w:abstractNum w:abstractNumId="2" w15:restartNumberingAfterBreak="0">
+    <w:nsid w:val="218E6F95"/>
+    <w:multiLevelType w:val="multilevel"/>
+    <w:tmpl w:val="DFFAFF9E"/>
+    <w:lvl w:ilvl="0">
+      <w:start w:val="1"/>
+      <w:numFmt w:val="bullet"/>
+      <w:lvlText w:val=""/>
+      <w:lvlJc w:val="left"/>
+      <w:pPr>
+        <w:tabs>
+          <w:tab w:val="num" w:pos="720"/>
+        </w:tabs>
+        <w:ind w:left="720" w:hanging="360"/>
+      </w:pPr>
+      <w:rPr>
+        <w:rFonts w:ascii="Symbol" w:hAnsi="Symbol" w:hint="default"/>
+        <w:sz w:val="20"/>
+      </w:rPr>
+    </w:lvl>
+    <w:lvl w:ilvl="1" w:tentative="1">
+      <w:start w:val="1"/>
+      <w:numFmt w:val="bullet"/>
+      <w:lvlText w:val="o"/>
+      <w:lvlJc w:val="left"/>
+      <w:pPr>
+        <w:tabs>
+          <w:tab w:val="num" w:pos="1440"/>
+        </w:tabs>
+        <w:ind w:left="1440" w:hanging="360"/>
+      </w:pPr>
+      <w:rPr>
+        <w:rFonts w:ascii="Courier New" w:hAnsi="Courier New" w:hint="default"/>
+        <w:sz w:val="20"/>
+      </w:rPr>
+    </w:lvl>
+    <w:lvl w:ilvl="2" w:tentative="1">
+      <w:start w:val="1"/>
+      <w:numFmt w:val="bullet"/>
+      <w:lvlText w:val=""/>
+      <w:lvlJc w:val="left"/>
+      <w:pPr>
+        <w:tabs>
+          <w:tab w:val="num" w:pos="2160"/>
+        </w:tabs>
+        <w:ind w:left="2160" w:hanging="360"/>
+      </w:pPr>
+      <w:rPr>
+        <w:rFonts w:ascii="Wingdings" w:hAnsi="Wingdings" w:hint="default"/>
+        <w:sz w:val="20"/>
+      </w:rPr>
+    </w:lvl>
+    <w:lvl w:ilvl="3" w:tentative="1">
+      <w:start w:val="1"/>
+      <w:numFmt w:val="bullet"/>
+      <w:lvlText w:val=""/>
+      <w:lvlJc w:val="left"/>
+      <w:pPr>
+        <w:tabs>
+          <w:tab w:val="num" w:pos="2880"/>
+        </w:tabs>
+        <w:ind w:left="2880" w:hanging="360"/>
+      </w:pPr>
+      <w:rPr>
+        <w:rFonts w:ascii="Wingdings" w:hAnsi="Wingdings" w:hint="default"/>
+        <w:sz w:val="20"/>
+      </w:rPr>
+    </w:lvl>
+    <w:lvl w:ilvl="4" w:tentative="1">
+      <w:start w:val="1"/>
+      <w:numFmt w:val="bullet"/>
+      <w:lvlText w:val=""/>
+      <w:lvlJc w:val="left"/>
+      <w:pPr>
+        <w:tabs>
+          <w:tab w:val="num" w:pos="3600"/>
+        </w:tabs>
+        <w:ind w:left="3600" w:hanging="360"/>
+      </w:pPr>
+      <w:rPr>
+        <w:rFonts w:ascii="Wingdings" w:hAnsi="Wingdings" w:hint="default"/>
+        <w:sz w:val="20"/>
+      </w:rPr>
+    </w:lvl>
+    <w:lvl w:ilvl="5" w:tentative="1">
+      <w:start w:val="1"/>
+      <w:numFmt w:val="bullet"/>
+      <w:lvlText w:val=""/>
+      <w:lvlJc w:val="left"/>
+      <w:pPr>
+        <w:tabs>
+          <w:tab w:val="num" w:pos="4320"/>
+        </w:tabs>
+        <w:ind w:left="4320" w:hanging="360"/>
+      </w:pPr>
+      <w:rPr>
+        <w:rFonts w:ascii="Wingdings" w:hAnsi="Wingdings" w:hint="default"/>
+        <w:sz w:val="20"/>
+      </w:rPr>
+    </w:lvl>
+    <w:lvl w:ilvl="6" w:tentative="1">
+      <w:start w:val="1"/>
+      <w:numFmt w:val="bullet"/>
+      <w:lvlText w:val=""/>
+      <w:lvlJc w:val="left"/>
+      <w:pPr>
+        <w:tabs>
+          <w:tab w:val="num" w:pos="5040"/>
+        </w:tabs>
+        <w:ind w:left="5040" w:hanging="360"/>
+      </w:pPr>
+      <w:rPr>
+        <w:rFonts w:ascii="Wingdings" w:hAnsi="Wingdings" w:hint="default"/>
+        <w:sz w:val="20"/>
+      </w:rPr>
+    </w:lvl>
+    <w:lvl w:ilvl="7" w:tentative="1">
+      <w:start w:val="1"/>
+      <w:numFmt w:val="bullet"/>
+      <w:lvlText w:val=""/>
+      <w:lvlJc w:val="left"/>
+      <w:pPr>
+        <w:tabs>
+          <w:tab w:val="num" w:pos="5760"/>
+        </w:tabs>
+        <w:ind w:left="5760" w:hanging="360"/>
+      </w:pPr>
+      <w:rPr>
+        <w:rFonts w:ascii="Wingdings" w:hAnsi="Wingdings" w:hint="default"/>
+        <w:sz w:val="20"/>
+      </w:rPr>
+    </w:lvl>
+    <w:lvl w:ilvl="8" w:tentative="1">
+      <w:start w:val="1"/>
+      <w:numFmt w:val="bullet"/>
+      <w:lvlText w:val=""/>
+      <w:lvlJc w:val="left"/>
+      <w:pPr>
+        <w:tabs>
+          <w:tab w:val="num" w:pos="6480"/>
+        </w:tabs>
+        <w:ind w:left="6480" w:hanging="360"/>
+      </w:pPr>
+      <w:rPr>
+        <w:rFonts w:ascii="Wingdings" w:hAnsi="Wingdings" w:hint="default"/>
+        <w:sz w:val="20"/>
+      </w:rPr>
+    </w:lvl>
+  </w:abstractNum>
+  <w:abstractNum w:abstractNumId="3" w15:restartNumberingAfterBreak="0">
     <w:nsid w:val="243B26F7"/>
     <w:multiLevelType w:val="multilevel"/>
     <w:tmpl w:val="11A0A626"/>
@@ -2037,7 +1939,7 @@
       </w:pPr>
     </w:lvl>
   </w:abstractNum>
-  <w:abstractNum w:abstractNumId="2" w15:restartNumberingAfterBreak="0">
+  <w:abstractNum w:abstractNumId="4" w15:restartNumberingAfterBreak="0">
     <w:nsid w:val="2BA525D9"/>
     <w:multiLevelType w:val="multilevel"/>
     <w:tmpl w:val="6826F50A"/>
@@ -2186,7 +2088,156 @@
       </w:rPr>
     </w:lvl>
   </w:abstractNum>
-  <w:abstractNum w:abstractNumId="3" w15:restartNumberingAfterBreak="0">
+  <w:abstractNum w:abstractNumId="5" w15:restartNumberingAfterBreak="0">
+    <w:nsid w:val="2DFE2DC8"/>
+    <w:multiLevelType w:val="multilevel"/>
+    <w:tmpl w:val="068EBDA4"/>
+    <w:lvl w:ilvl="0">
+      <w:start w:val="1"/>
+      <w:numFmt w:val="bullet"/>
+      <w:lvlText w:val=""/>
+      <w:lvlJc w:val="left"/>
+      <w:pPr>
+        <w:tabs>
+          <w:tab w:val="num" w:pos="720"/>
+        </w:tabs>
+        <w:ind w:left="720" w:hanging="360"/>
+      </w:pPr>
+      <w:rPr>
+        <w:rFonts w:ascii="Symbol" w:hAnsi="Symbol" w:hint="default"/>
+        <w:sz w:val="20"/>
+      </w:rPr>
+    </w:lvl>
+    <w:lvl w:ilvl="1" w:tentative="1">
+      <w:start w:val="1"/>
+      <w:numFmt w:val="bullet"/>
+      <w:lvlText w:val="o"/>
+      <w:lvlJc w:val="left"/>
+      <w:pPr>
+        <w:tabs>
+          <w:tab w:val="num" w:pos="1440"/>
+        </w:tabs>
+        <w:ind w:left="1440" w:hanging="360"/>
+      </w:pPr>
+      <w:rPr>
+        <w:rFonts w:ascii="Courier New" w:hAnsi="Courier New" w:hint="default"/>
+        <w:sz w:val="20"/>
+      </w:rPr>
+    </w:lvl>
+    <w:lvl w:ilvl="2" w:tentative="1">
+      <w:start w:val="1"/>
+      <w:numFmt w:val="bullet"/>
+      <w:lvlText w:val=""/>
+      <w:lvlJc w:val="left"/>
+      <w:pPr>
+        <w:tabs>
+          <w:tab w:val="num" w:pos="2160"/>
+        </w:tabs>
+        <w:ind w:left="2160" w:hanging="360"/>
+      </w:pPr>
+      <w:rPr>
+        <w:rFonts w:ascii="Wingdings" w:hAnsi="Wingdings" w:hint="default"/>
+        <w:sz w:val="20"/>
+      </w:rPr>
+    </w:lvl>
+    <w:lvl w:ilvl="3" w:tentative="1">
+      <w:start w:val="1"/>
+      <w:numFmt w:val="bullet"/>
+      <w:lvlText w:val=""/>
+      <w:lvlJc w:val="left"/>
+      <w:pPr>
+        <w:tabs>
+          <w:tab w:val="num" w:pos="2880"/>
+        </w:tabs>
+        <w:ind w:left="2880" w:hanging="360"/>
+      </w:pPr>
+      <w:rPr>
+        <w:rFonts w:ascii="Wingdings" w:hAnsi="Wingdings" w:hint="default"/>
+        <w:sz w:val="20"/>
+      </w:rPr>
+    </w:lvl>
+    <w:lvl w:ilvl="4" w:tentative="1">
+      <w:start w:val="1"/>
+      <w:numFmt w:val="bullet"/>
+      <w:lvlText w:val=""/>
+      <w:lvlJc w:val="left"/>
+      <w:pPr>
+        <w:tabs>
+          <w:tab w:val="num" w:pos="3600"/>
+        </w:tabs>
+        <w:ind w:left="3600" w:hanging="360"/>
+      </w:pPr>
+      <w:rPr>
+        <w:rFonts w:ascii="Wingdings" w:hAnsi="Wingdings" w:hint="default"/>
+        <w:sz w:val="20"/>
+      </w:rPr>
+    </w:lvl>
+    <w:lvl w:ilvl="5" w:tentative="1">
+      <w:start w:val="1"/>
+      <w:numFmt w:val="bullet"/>
+      <w:lvlText w:val=""/>
+      <w:lvlJc w:val="left"/>
+      <w:pPr>
+        <w:tabs>
+          <w:tab w:val="num" w:pos="4320"/>
+        </w:tabs>
+        <w:ind w:left="4320" w:hanging="360"/>
+      </w:pPr>
+      <w:rPr>
+        <w:rFonts w:ascii="Wingdings" w:hAnsi="Wingdings" w:hint="default"/>
+        <w:sz w:val="20"/>
+      </w:rPr>
+    </w:lvl>
+    <w:lvl w:ilvl="6" w:tentative="1">
+      <w:start w:val="1"/>
+      <w:numFmt w:val="bullet"/>
+      <w:lvlText w:val=""/>
+      <w:lvlJc w:val="left"/>
+      <w:pPr>
+        <w:tabs>
+          <w:tab w:val="num" w:pos="5040"/>
+        </w:tabs>
+        <w:ind w:left="5040" w:hanging="360"/>
+      </w:pPr>
+      <w:rPr>
+        <w:rFonts w:ascii="Wingdings" w:hAnsi="Wingdings" w:hint="default"/>
+        <w:sz w:val="20"/>
+      </w:rPr>
+    </w:lvl>
+    <w:lvl w:ilvl="7" w:tentative="1">
+      <w:start w:val="1"/>
+      <w:numFmt w:val="bullet"/>
+      <w:lvlText w:val=""/>
+      <w:lvlJc w:val="left"/>
+      <w:pPr>
+        <w:tabs>
+          <w:tab w:val="num" w:pos="5760"/>
+        </w:tabs>
+        <w:ind w:left="5760" w:hanging="360"/>
+      </w:pPr>
+      <w:rPr>
+        <w:rFonts w:ascii="Wingdings" w:hAnsi="Wingdings" w:hint="default"/>
+        <w:sz w:val="20"/>
+      </w:rPr>
+    </w:lvl>
+    <w:lvl w:ilvl="8" w:tentative="1">
+      <w:start w:val="1"/>
+      <w:numFmt w:val="bullet"/>
+      <w:lvlText w:val=""/>
+      <w:lvlJc w:val="left"/>
+      <w:pPr>
+        <w:tabs>
+          <w:tab w:val="num" w:pos="6480"/>
+        </w:tabs>
+        <w:ind w:left="6480" w:hanging="360"/>
+      </w:pPr>
+      <w:rPr>
+        <w:rFonts w:ascii="Wingdings" w:hAnsi="Wingdings" w:hint="default"/>
+        <w:sz w:val="20"/>
+      </w:rPr>
+    </w:lvl>
+  </w:abstractNum>
+  <w:abstractNum w:abstractNumId="6" w15:restartNumberingAfterBreak="0">
     <w:nsid w:val="2E537471"/>
     <w:multiLevelType w:val="multilevel"/>
     <w:tmpl w:val="CAA82E6E"/>
@@ -2335,7 +2386,7 @@
       </w:rPr>
     </w:lvl>
   </w:abstractNum>
-  <w:abstractNum w:abstractNumId="4" w15:restartNumberingAfterBreak="0">
+  <w:abstractNum w:abstractNumId="7" w15:restartNumberingAfterBreak="0">
     <w:nsid w:val="35A54561"/>
     <w:multiLevelType w:val="multilevel"/>
     <w:tmpl w:val="A1D6FA32"/>
@@ -2484,7 +2535,156 @@
       </w:rPr>
     </w:lvl>
   </w:abstractNum>
-  <w:abstractNum w:abstractNumId="5" w15:restartNumberingAfterBreak="0">
+  <w:abstractNum w:abstractNumId="8" w15:restartNumberingAfterBreak="0">
+    <w:nsid w:val="3A907732"/>
+    <w:multiLevelType w:val="multilevel"/>
+    <w:tmpl w:val="013491BA"/>
+    <w:lvl w:ilvl="0">
+      <w:start w:val="1"/>
+      <w:numFmt w:val="bullet"/>
+      <w:lvlText w:val=""/>
+      <w:lvlJc w:val="left"/>
+      <w:pPr>
+        <w:tabs>
+          <w:tab w:val="num" w:pos="720"/>
+        </w:tabs>
+        <w:ind w:left="720" w:hanging="360"/>
+      </w:pPr>
+      <w:rPr>
+        <w:rFonts w:ascii="Symbol" w:hAnsi="Symbol" w:hint="default"/>
+        <w:sz w:val="20"/>
+      </w:rPr>
+    </w:lvl>
+    <w:lvl w:ilvl="1" w:tentative="1">
+      <w:start w:val="1"/>
+      <w:numFmt w:val="bullet"/>
+      <w:lvlText w:val="o"/>
+      <w:lvlJc w:val="left"/>
+      <w:pPr>
+        <w:tabs>
+          <w:tab w:val="num" w:pos="1440"/>
+        </w:tabs>
+        <w:ind w:left="1440" w:hanging="360"/>
+      </w:pPr>
+      <w:rPr>
+        <w:rFonts w:ascii="Courier New" w:hAnsi="Courier New" w:hint="default"/>
+        <w:sz w:val="20"/>
+      </w:rPr>
+    </w:lvl>
+    <w:lvl w:ilvl="2" w:tentative="1">
+      <w:start w:val="1"/>
+      <w:numFmt w:val="bullet"/>
+      <w:lvlText w:val=""/>
+      <w:lvlJc w:val="left"/>
+      <w:pPr>
+        <w:tabs>
+          <w:tab w:val="num" w:pos="2160"/>
+        </w:tabs>
+        <w:ind w:left="2160" w:hanging="360"/>
+      </w:pPr>
+      <w:rPr>
+        <w:rFonts w:ascii="Wingdings" w:hAnsi="Wingdings" w:hint="default"/>
+        <w:sz w:val="20"/>
+      </w:rPr>
+    </w:lvl>
+    <w:lvl w:ilvl="3" w:tentative="1">
+      <w:start w:val="1"/>
+      <w:numFmt w:val="bullet"/>
+      <w:lvlText w:val=""/>
+      <w:lvlJc w:val="left"/>
+      <w:pPr>
+        <w:tabs>
+          <w:tab w:val="num" w:pos="2880"/>
+        </w:tabs>
+        <w:ind w:left="2880" w:hanging="360"/>
+      </w:pPr>
+      <w:rPr>
+        <w:rFonts w:ascii="Wingdings" w:hAnsi="Wingdings" w:hint="default"/>
+        <w:sz w:val="20"/>
+      </w:rPr>
+    </w:lvl>
+    <w:lvl w:ilvl="4" w:tentative="1">
+      <w:start w:val="1"/>
+      <w:numFmt w:val="bullet"/>
+      <w:lvlText w:val=""/>
+      <w:lvlJc w:val="left"/>
+      <w:pPr>
+        <w:tabs>
+          <w:tab w:val="num" w:pos="3600"/>
+        </w:tabs>
+        <w:ind w:left="3600" w:hanging="360"/>
+      </w:pPr>
+      <w:rPr>
+        <w:rFonts w:ascii="Wingdings" w:hAnsi="Wingdings" w:hint="default"/>
+        <w:sz w:val="20"/>
+      </w:rPr>
+    </w:lvl>
+    <w:lvl w:ilvl="5" w:tentative="1">
+      <w:start w:val="1"/>
+      <w:numFmt w:val="bullet"/>
+      <w:lvlText w:val=""/>
+      <w:lvlJc w:val="left"/>
+      <w:pPr>
+        <w:tabs>
+          <w:tab w:val="num" w:pos="4320"/>
+        </w:tabs>
+        <w:ind w:left="4320" w:hanging="360"/>
+      </w:pPr>
+      <w:rPr>
+        <w:rFonts w:ascii="Wingdings" w:hAnsi="Wingdings" w:hint="default"/>
+        <w:sz w:val="20"/>
+      </w:rPr>
+    </w:lvl>
+    <w:lvl w:ilvl="6" w:tentative="1">
+      <w:start w:val="1"/>
+      <w:numFmt w:val="bullet"/>
+      <w:lvlText w:val=""/>
+      <w:lvlJc w:val="left"/>
+      <w:pPr>
+        <w:tabs>
+          <w:tab w:val="num" w:pos="5040"/>
+        </w:tabs>
+        <w:ind w:left="5040" w:hanging="360"/>
+      </w:pPr>
+      <w:rPr>
+        <w:rFonts w:ascii="Wingdings" w:hAnsi="Wingdings" w:hint="default"/>
+        <w:sz w:val="20"/>
+      </w:rPr>
+    </w:lvl>
+    <w:lvl w:ilvl="7" w:tentative="1">
+      <w:start w:val="1"/>
+      <w:numFmt w:val="bullet"/>
+      <w:lvlText w:val=""/>
+      <w:lvlJc w:val="left"/>
+      <w:pPr>
+        <w:tabs>
+          <w:tab w:val="num" w:pos="5760"/>
+        </w:tabs>
+        <w:ind w:left="5760" w:hanging="360"/>
+      </w:pPr>
+      <w:rPr>
+        <w:rFonts w:ascii="Wingdings" w:hAnsi="Wingdings" w:hint="default"/>
+        <w:sz w:val="20"/>
+      </w:rPr>
+    </w:lvl>
+    <w:lvl w:ilvl="8" w:tentative="1">
+      <w:start w:val="1"/>
+      <w:numFmt w:val="bullet"/>
+      <w:lvlText w:val=""/>
+      <w:lvlJc w:val="left"/>
+      <w:pPr>
+        <w:tabs>
+          <w:tab w:val="num" w:pos="6480"/>
+        </w:tabs>
+        <w:ind w:left="6480" w:hanging="360"/>
+      </w:pPr>
+      <w:rPr>
+        <w:rFonts w:ascii="Wingdings" w:hAnsi="Wingdings" w:hint="default"/>
+        <w:sz w:val="20"/>
+      </w:rPr>
+    </w:lvl>
+  </w:abstractNum>
+  <w:abstractNum w:abstractNumId="9" w15:restartNumberingAfterBreak="0">
     <w:nsid w:val="3F5E4AB9"/>
     <w:multiLevelType w:val="multilevel"/>
     <w:tmpl w:val="A866ECA6"/>
@@ -2633,7 +2833,156 @@
       </w:rPr>
     </w:lvl>
   </w:abstractNum>
-  <w:abstractNum w:abstractNumId="6" w15:restartNumberingAfterBreak="0">
+  <w:abstractNum w:abstractNumId="10" w15:restartNumberingAfterBreak="0">
+    <w:nsid w:val="44203A65"/>
+    <w:multiLevelType w:val="multilevel"/>
+    <w:tmpl w:val="DD0CB68C"/>
+    <w:lvl w:ilvl="0">
+      <w:start w:val="1"/>
+      <w:numFmt w:val="bullet"/>
+      <w:lvlText w:val=""/>
+      <w:lvlJc w:val="left"/>
+      <w:pPr>
+        <w:tabs>
+          <w:tab w:val="num" w:pos="720"/>
+        </w:tabs>
+        <w:ind w:left="720" w:hanging="360"/>
+      </w:pPr>
+      <w:rPr>
+        <w:rFonts w:ascii="Symbol" w:hAnsi="Symbol" w:hint="default"/>
+        <w:sz w:val="20"/>
+      </w:rPr>
+    </w:lvl>
+    <w:lvl w:ilvl="1" w:tentative="1">
+      <w:start w:val="1"/>
+      <w:numFmt w:val="bullet"/>
+      <w:lvlText w:val="o"/>
+      <w:lvlJc w:val="left"/>
+      <w:pPr>
+        <w:tabs>
+          <w:tab w:val="num" w:pos="1440"/>
+        </w:tabs>
+        <w:ind w:left="1440" w:hanging="360"/>
+      </w:pPr>
+      <w:rPr>
+        <w:rFonts w:ascii="Courier New" w:hAnsi="Courier New" w:hint="default"/>
+        <w:sz w:val="20"/>
+      </w:rPr>
+    </w:lvl>
+    <w:lvl w:ilvl="2" w:tentative="1">
+      <w:start w:val="1"/>
+      <w:numFmt w:val="bullet"/>
+      <w:lvlText w:val=""/>
+      <w:lvlJc w:val="left"/>
+      <w:pPr>
+        <w:tabs>
+          <w:tab w:val="num" w:pos="2160"/>
+        </w:tabs>
+        <w:ind w:left="2160" w:hanging="360"/>
+      </w:pPr>
+      <w:rPr>
+        <w:rFonts w:ascii="Wingdings" w:hAnsi="Wingdings" w:hint="default"/>
+        <w:sz w:val="20"/>
+      </w:rPr>
+    </w:lvl>
+    <w:lvl w:ilvl="3" w:tentative="1">
+      <w:start w:val="1"/>
+      <w:numFmt w:val="bullet"/>
+      <w:lvlText w:val=""/>
+      <w:lvlJc w:val="left"/>
+      <w:pPr>
+        <w:tabs>
+          <w:tab w:val="num" w:pos="2880"/>
+        </w:tabs>
+        <w:ind w:left="2880" w:hanging="360"/>
+      </w:pPr>
+      <w:rPr>
+        <w:rFonts w:ascii="Wingdings" w:hAnsi="Wingdings" w:hint="default"/>
+        <w:sz w:val="20"/>
+      </w:rPr>
+    </w:lvl>
+    <w:lvl w:ilvl="4" w:tentative="1">
+      <w:start w:val="1"/>
+      <w:numFmt w:val="bullet"/>
+      <w:lvlText w:val=""/>
+      <w:lvlJc w:val="left"/>
+      <w:pPr>
+        <w:tabs>
+          <w:tab w:val="num" w:pos="3600"/>
+        </w:tabs>
+        <w:ind w:left="3600" w:hanging="360"/>
+      </w:pPr>
+      <w:rPr>
+        <w:rFonts w:ascii="Wingdings" w:hAnsi="Wingdings" w:hint="default"/>
+        <w:sz w:val="20"/>
+      </w:rPr>
+    </w:lvl>
+    <w:lvl w:ilvl="5" w:tentative="1">
+      <w:start w:val="1"/>
+      <w:numFmt w:val="bullet"/>
+      <w:lvlText w:val=""/>
+      <w:lvlJc w:val="left"/>
+      <w:pPr>
+        <w:tabs>
+          <w:tab w:val="num" w:pos="4320"/>
+        </w:tabs>
+        <w:ind w:left="4320" w:hanging="360"/>
+      </w:pPr>
+      <w:rPr>
+        <w:rFonts w:ascii="Wingdings" w:hAnsi="Wingdings" w:hint="default"/>
+        <w:sz w:val="20"/>
+      </w:rPr>
+    </w:lvl>
+    <w:lvl w:ilvl="6" w:tentative="1">
+      <w:start w:val="1"/>
+      <w:numFmt w:val="bullet"/>
+      <w:lvlText w:val=""/>
+      <w:lvlJc w:val="left"/>
+      <w:pPr>
+        <w:tabs>
+          <w:tab w:val="num" w:pos="5040"/>
+        </w:tabs>
+        <w:ind w:left="5040" w:hanging="360"/>
+      </w:pPr>
+      <w:rPr>
+        <w:rFonts w:ascii="Wingdings" w:hAnsi="Wingdings" w:hint="default"/>
+        <w:sz w:val="20"/>
+      </w:rPr>
+    </w:lvl>
+    <w:lvl w:ilvl="7" w:tentative="1">
+      <w:start w:val="1"/>
+      <w:numFmt w:val="bullet"/>
+      <w:lvlText w:val=""/>
+      <w:lvlJc w:val="left"/>
+      <w:pPr>
+        <w:tabs>
+          <w:tab w:val="num" w:pos="5760"/>
+        </w:tabs>
+        <w:ind w:left="5760" w:hanging="360"/>
+      </w:pPr>
+      <w:rPr>
+        <w:rFonts w:ascii="Wingdings" w:hAnsi="Wingdings" w:hint="default"/>
+        <w:sz w:val="20"/>
+      </w:rPr>
+    </w:lvl>
+    <w:lvl w:ilvl="8" w:tentative="1">
+      <w:start w:val="1"/>
+      <w:numFmt w:val="bullet"/>
+      <w:lvlText w:val=""/>
+      <w:lvlJc w:val="left"/>
+      <w:pPr>
+        <w:tabs>
+          <w:tab w:val="num" w:pos="6480"/>
+        </w:tabs>
+        <w:ind w:left="6480" w:hanging="360"/>
+      </w:pPr>
+      <w:rPr>
+        <w:rFonts w:ascii="Wingdings" w:hAnsi="Wingdings" w:hint="default"/>
+        <w:sz w:val="20"/>
+      </w:rPr>
+    </w:lvl>
+  </w:abstractNum>
+  <w:abstractNum w:abstractNumId="11" w15:restartNumberingAfterBreak="0">
     <w:nsid w:val="4D917E60"/>
     <w:multiLevelType w:val="multilevel"/>
     <w:tmpl w:val="E0722C52"/>
@@ -2782,7 +3131,7 @@
       </w:rPr>
     </w:lvl>
   </w:abstractNum>
-  <w:abstractNum w:abstractNumId="7" w15:restartNumberingAfterBreak="0">
+  <w:abstractNum w:abstractNumId="12" w15:restartNumberingAfterBreak="0">
     <w:nsid w:val="5CAF656F"/>
     <w:multiLevelType w:val="multilevel"/>
     <w:tmpl w:val="1D301F4A"/>
@@ -2931,29 +3280,348 @@
       </w:rPr>
     </w:lvl>
   </w:abstractNum>
+  <w:abstractNum w:abstractNumId="13" w15:restartNumberingAfterBreak="0">
+    <w:nsid w:val="5DDD3E47"/>
+    <w:multiLevelType w:val="multilevel"/>
+    <w:tmpl w:val="B3647E96"/>
+    <w:lvl w:ilvl="0">
+      <w:start w:val="1"/>
+      <w:numFmt w:val="bullet"/>
+      <w:lvlText w:val=""/>
+      <w:lvlJc w:val="left"/>
+      <w:pPr>
+        <w:tabs>
+          <w:tab w:val="num" w:pos="720"/>
+        </w:tabs>
+        <w:ind w:left="720" w:hanging="360"/>
+      </w:pPr>
+      <w:rPr>
+        <w:rFonts w:ascii="Symbol" w:hAnsi="Symbol" w:hint="default"/>
+        <w:sz w:val="20"/>
+      </w:rPr>
+    </w:lvl>
+    <w:lvl w:ilvl="1" w:tentative="1">
+      <w:start w:val="1"/>
+      <w:numFmt w:val="bullet"/>
+      <w:lvlText w:val="o"/>
+      <w:lvlJc w:val="left"/>
+      <w:pPr>
+        <w:tabs>
+          <w:tab w:val="num" w:pos="1440"/>
+        </w:tabs>
+        <w:ind w:left="1440" w:hanging="360"/>
+      </w:pPr>
+      <w:rPr>
+        <w:rFonts w:ascii="Courier New" w:hAnsi="Courier New" w:hint="default"/>
+        <w:sz w:val="20"/>
+      </w:rPr>
+    </w:lvl>
+    <w:lvl w:ilvl="2" w:tentative="1">
+      <w:start w:val="1"/>
+      <w:numFmt w:val="bullet"/>
+      <w:lvlText w:val=""/>
+      <w:lvlJc w:val="left"/>
+      <w:pPr>
+        <w:tabs>
+          <w:tab w:val="num" w:pos="2160"/>
+        </w:tabs>
+        <w:ind w:left="2160" w:hanging="360"/>
+      </w:pPr>
+      <w:rPr>
+        <w:rFonts w:ascii="Wingdings" w:hAnsi="Wingdings" w:hint="default"/>
+        <w:sz w:val="20"/>
+      </w:rPr>
+    </w:lvl>
+    <w:lvl w:ilvl="3" w:tentative="1">
+      <w:start w:val="1"/>
+      <w:numFmt w:val="bullet"/>
+      <w:lvlText w:val=""/>
+      <w:lvlJc w:val="left"/>
+      <w:pPr>
+        <w:tabs>
+          <w:tab w:val="num" w:pos="2880"/>
+        </w:tabs>
+        <w:ind w:left="2880" w:hanging="360"/>
+      </w:pPr>
+      <w:rPr>
+        <w:rFonts w:ascii="Wingdings" w:hAnsi="Wingdings" w:hint="default"/>
+        <w:sz w:val="20"/>
+      </w:rPr>
+    </w:lvl>
+    <w:lvl w:ilvl="4" w:tentative="1">
+      <w:start w:val="1"/>
+      <w:numFmt w:val="bullet"/>
+      <w:lvlText w:val=""/>
+      <w:lvlJc w:val="left"/>
+      <w:pPr>
+        <w:tabs>
+          <w:tab w:val="num" w:pos="3600"/>
+        </w:tabs>
+        <w:ind w:left="3600" w:hanging="360"/>
+      </w:pPr>
+      <w:rPr>
+        <w:rFonts w:ascii="Wingdings" w:hAnsi="Wingdings" w:hint="default"/>
+        <w:sz w:val="20"/>
+      </w:rPr>
+    </w:lvl>
+    <w:lvl w:ilvl="5" w:tentative="1">
+      <w:start w:val="1"/>
+      <w:numFmt w:val="bullet"/>
+      <w:lvlText w:val=""/>
+      <w:lvlJc w:val="left"/>
+      <w:pPr>
+        <w:tabs>
+          <w:tab w:val="num" w:pos="4320"/>
+        </w:tabs>
+        <w:ind w:left="4320" w:hanging="360"/>
+      </w:pPr>
+      <w:rPr>
+        <w:rFonts w:ascii="Wingdings" w:hAnsi="Wingdings" w:hint="default"/>
+        <w:sz w:val="20"/>
+      </w:rPr>
+    </w:lvl>
+    <w:lvl w:ilvl="6" w:tentative="1">
+      <w:start w:val="1"/>
+      <w:numFmt w:val="bullet"/>
+      <w:lvlText w:val=""/>
+      <w:lvlJc w:val="left"/>
+      <w:pPr>
+        <w:tabs>
+          <w:tab w:val="num" w:pos="5040"/>
+        </w:tabs>
+        <w:ind w:left="5040" w:hanging="360"/>
+      </w:pPr>
+      <w:rPr>
+        <w:rFonts w:ascii="Wingdings" w:hAnsi="Wingdings" w:hint="default"/>
+        <w:sz w:val="20"/>
+      </w:rPr>
+    </w:lvl>
+    <w:lvl w:ilvl="7" w:tentative="1">
+      <w:start w:val="1"/>
+      <w:numFmt w:val="bullet"/>
+      <w:lvlText w:val=""/>
+      <w:lvlJc w:val="left"/>
+      <w:pPr>
+        <w:tabs>
+          <w:tab w:val="num" w:pos="5760"/>
+        </w:tabs>
+        <w:ind w:left="5760" w:hanging="360"/>
+      </w:pPr>
+      <w:rPr>
+        <w:rFonts w:ascii="Wingdings" w:hAnsi="Wingdings" w:hint="default"/>
+        <w:sz w:val="20"/>
+      </w:rPr>
+    </w:lvl>
+    <w:lvl w:ilvl="8" w:tentative="1">
+      <w:start w:val="1"/>
+      <w:numFmt w:val="bullet"/>
+      <w:lvlText w:val=""/>
+      <w:lvlJc w:val="left"/>
+      <w:pPr>
+        <w:tabs>
+          <w:tab w:val="num" w:pos="6480"/>
+        </w:tabs>
+        <w:ind w:left="6480" w:hanging="360"/>
+      </w:pPr>
+      <w:rPr>
+        <w:rFonts w:ascii="Wingdings" w:hAnsi="Wingdings" w:hint="default"/>
+        <w:sz w:val="20"/>
+      </w:rPr>
+    </w:lvl>
+  </w:abstractNum>
+  <w:abstractNum w:abstractNumId="14" w15:restartNumberingAfterBreak="0">
+    <w:nsid w:val="7A490951"/>
+    <w:multiLevelType w:val="multilevel"/>
+    <w:tmpl w:val="2FE0F8E0"/>
+    <w:lvl w:ilvl="0">
+      <w:start w:val="1"/>
+      <w:numFmt w:val="bullet"/>
+      <w:lvlText w:val=""/>
+      <w:lvlJc w:val="left"/>
+      <w:pPr>
+        <w:tabs>
+          <w:tab w:val="num" w:pos="720"/>
+        </w:tabs>
+        <w:ind w:left="720" w:hanging="360"/>
+      </w:pPr>
+      <w:rPr>
+        <w:rFonts w:ascii="Symbol" w:hAnsi="Symbol" w:hint="default"/>
+        <w:sz w:val="20"/>
+      </w:rPr>
+    </w:lvl>
+    <w:lvl w:ilvl="1" w:tentative="1">
+      <w:start w:val="1"/>
+      <w:numFmt w:val="bullet"/>
+      <w:lvlText w:val="o"/>
+      <w:lvlJc w:val="left"/>
+      <w:pPr>
+        <w:tabs>
+          <w:tab w:val="num" w:pos="1440"/>
+        </w:tabs>
+        <w:ind w:left="1440" w:hanging="360"/>
+      </w:pPr>
+      <w:rPr>
+        <w:rFonts w:ascii="Courier New" w:hAnsi="Courier New" w:hint="default"/>
+        <w:sz w:val="20"/>
+      </w:rPr>
+    </w:lvl>
+    <w:lvl w:ilvl="2" w:tentative="1">
+      <w:start w:val="1"/>
+      <w:numFmt w:val="bullet"/>
+      <w:lvlText w:val=""/>
+      <w:lvlJc w:val="left"/>
+      <w:pPr>
+        <w:tabs>
+          <w:tab w:val="num" w:pos="2160"/>
+        </w:tabs>
+        <w:ind w:left="2160" w:hanging="360"/>
+      </w:pPr>
+      <w:rPr>
+        <w:rFonts w:ascii="Wingdings" w:hAnsi="Wingdings" w:hint="default"/>
+        <w:sz w:val="20"/>
+      </w:rPr>
+    </w:lvl>
+    <w:lvl w:ilvl="3" w:tentative="1">
+      <w:start w:val="1"/>
+      <w:numFmt w:val="bullet"/>
+      <w:lvlText w:val=""/>
+      <w:lvlJc w:val="left"/>
+      <w:pPr>
+        <w:tabs>
+          <w:tab w:val="num" w:pos="2880"/>
+        </w:tabs>
+        <w:ind w:left="2880" w:hanging="360"/>
+      </w:pPr>
+      <w:rPr>
+        <w:rFonts w:ascii="Wingdings" w:hAnsi="Wingdings" w:hint="default"/>
+        <w:sz w:val="20"/>
+      </w:rPr>
+    </w:lvl>
+    <w:lvl w:ilvl="4" w:tentative="1">
+      <w:start w:val="1"/>
+      <w:numFmt w:val="bullet"/>
+      <w:lvlText w:val=""/>
+      <w:lvlJc w:val="left"/>
+      <w:pPr>
+        <w:tabs>
+          <w:tab w:val="num" w:pos="3600"/>
+        </w:tabs>
+        <w:ind w:left="3600" w:hanging="360"/>
+      </w:pPr>
+      <w:rPr>
+        <w:rFonts w:ascii="Wingdings" w:hAnsi="Wingdings" w:hint="default"/>
+        <w:sz w:val="20"/>
+      </w:rPr>
+    </w:lvl>
+    <w:lvl w:ilvl="5" w:tentative="1">
+      <w:start w:val="1"/>
+      <w:numFmt w:val="bullet"/>
+      <w:lvlText w:val=""/>
+      <w:lvlJc w:val="left"/>
+      <w:pPr>
+        <w:tabs>
+          <w:tab w:val="num" w:pos="4320"/>
+        </w:tabs>
+        <w:ind w:left="4320" w:hanging="360"/>
+      </w:pPr>
+      <w:rPr>
+        <w:rFonts w:ascii="Wingdings" w:hAnsi="Wingdings" w:hint="default"/>
+        <w:sz w:val="20"/>
+      </w:rPr>
+    </w:lvl>
+    <w:lvl w:ilvl="6" w:tentative="1">
+      <w:start w:val="1"/>
+      <w:numFmt w:val="bullet"/>
+      <w:lvlText w:val=""/>
+      <w:lvlJc w:val="left"/>
+      <w:pPr>
+        <w:tabs>
+          <w:tab w:val="num" w:pos="5040"/>
+        </w:tabs>
+        <w:ind w:left="5040" w:hanging="360"/>
+      </w:pPr>
+      <w:rPr>
+        <w:rFonts w:ascii="Wingdings" w:hAnsi="Wingdings" w:hint="default"/>
+        <w:sz w:val="20"/>
+      </w:rPr>
+    </w:lvl>
+    <w:lvl w:ilvl="7" w:tentative="1">
+      <w:start w:val="1"/>
+      <w:numFmt w:val="bullet"/>
+      <w:lvlText w:val=""/>
+      <w:lvlJc w:val="left"/>
+      <w:pPr>
+        <w:tabs>
+          <w:tab w:val="num" w:pos="5760"/>
+        </w:tabs>
+        <w:ind w:left="5760" w:hanging="360"/>
+      </w:pPr>
+      <w:rPr>
+        <w:rFonts w:ascii="Wingdings" w:hAnsi="Wingdings" w:hint="default"/>
+        <w:sz w:val="20"/>
+      </w:rPr>
+    </w:lvl>
+    <w:lvl w:ilvl="8" w:tentative="1">
+      <w:start w:val="1"/>
+      <w:numFmt w:val="bullet"/>
+      <w:lvlText w:val=""/>
+      <w:lvlJc w:val="left"/>
+      <w:pPr>
+        <w:tabs>
+          <w:tab w:val="num" w:pos="6480"/>
+        </w:tabs>
+        <w:ind w:left="6480" w:hanging="360"/>
+      </w:pPr>
+      <w:rPr>
+        <w:rFonts w:ascii="Wingdings" w:hAnsi="Wingdings" w:hint="default"/>
+        <w:sz w:val="20"/>
+      </w:rPr>
+    </w:lvl>
+  </w:abstractNum>
   <w:num w:numId="1" w16cid:durableId="232277961">
+    <w:abstractNumId w:val="7"/>
+  </w:num>
+  <w:num w:numId="2" w16cid:durableId="711922543">
+    <w:abstractNumId w:val="9"/>
+  </w:num>
+  <w:num w:numId="3" w16cid:durableId="634406948">
     <w:abstractNumId w:val="4"/>
   </w:num>
-  <w:num w:numId="2" w16cid:durableId="711922543">
-    <w:abstractNumId w:val="5"/>
+  <w:num w:numId="4" w16cid:durableId="1234509454">
+    <w:abstractNumId w:val="11"/>
   </w:num>
-  <w:num w:numId="3" w16cid:durableId="634406948">
+  <w:num w:numId="5" w16cid:durableId="1112744489">
+    <w:abstractNumId w:val="6"/>
+  </w:num>
+  <w:num w:numId="6" w16cid:durableId="1163280343">
+    <w:abstractNumId w:val="3"/>
+  </w:num>
+  <w:num w:numId="7" w16cid:durableId="1643345328">
+    <w:abstractNumId w:val="12"/>
+  </w:num>
+  <w:num w:numId="8" w16cid:durableId="1378121598">
+    <w:abstractNumId w:val="1"/>
+  </w:num>
+  <w:num w:numId="9" w16cid:durableId="477260540">
+    <w:abstractNumId w:val="14"/>
+  </w:num>
+  <w:num w:numId="10" w16cid:durableId="73861662">
     <w:abstractNumId w:val="2"/>
   </w:num>
-  <w:num w:numId="4" w16cid:durableId="1234509454">
-    <w:abstractNumId w:val="6"/>
+  <w:num w:numId="11" w16cid:durableId="1457602874">
+    <w:abstractNumId w:val="10"/>
   </w:num>
-  <w:num w:numId="5" w16cid:durableId="1112744489">
-    <w:abstractNumId w:val="3"/>
+  <w:num w:numId="12" w16cid:durableId="330527622">
+    <w:abstractNumId w:val="0"/>
   </w:num>
-  <w:num w:numId="6" w16cid:durableId="1163280343">
-    <w:abstractNumId w:val="1"/>
+  <w:num w:numId="13" w16cid:durableId="2012563626">
+    <w:abstractNumId w:val="8"/>
   </w:num>
-  <w:num w:numId="7" w16cid:durableId="1643345328">
-    <w:abstractNumId w:val="7"/>
+  <w:num w:numId="14" w16cid:durableId="1924139719">
+    <w:abstractNumId w:val="13"/>
   </w:num>
-  <w:num w:numId="8" w16cid:durableId="1378121598">
-    <w:abstractNumId w:val="0"/>
+  <w:num w:numId="15" w16cid:durableId="1707177866">
+    <w:abstractNumId w:val="5"/>
   </w:num>
 </w:numbering>
 </file>
